--- a/rapports/2026-06-06/EQ9/EQ9_sup_v2/DR_031101000010/50-00-89-62.docx
+++ b/rapports/2026-06-06/EQ9/EQ9_sup_v2/DR_031101000010/50-00-89-62.docx
@@ -297,7 +297,7 @@
           <w:color w:val="1F6FEB"/>
           <w:sz w:val="22"/>
         </w:rPr>
-        <w:t>⚠ INCOHÉRENCES À CORRIGER (152)</w:t>
+        <w:t>⚠ INCOHÉRENCES À CORRIGER (139)</w:t>
       </w:r>
     </w:p>
     <w:tbl>
@@ -3154,7 +3154,7 @@
                 <w:color w:val="16A34A"/>
                 <w:sz w:val="16"/>
               </w:rPr>
-              <w:t>—</w:t>
+              <w:t>s01q32, s01q36, s01q38, s04q37_modif, s02q33, s02q34, s01q00b</w:t>
             </w:r>
           </w:p>
         </w:tc>
@@ -3185,7 +3185,7 @@
                 <w:i w:val="0"/>
                 <w:sz w:val="17"/>
               </w:rPr>
-              <w:t>Incohérence!!! seulement les écoles privées paient les frais de scolarité (y compris les frais d'inscription).</w:t>
+              <w:t>Peu probable!!! Vu l'âge (17 ans) de amy faye ou l'année à laquelle amy faye a fréquenté l'école pour la dernière fois (.) le dernier diplome de amy faye ne peut être le Certificat d'études primaires (CEP), prière de corriger cette incohérence ou confirmer avec le QG.</w:t>
             </w:r>
           </w:p>
         </w:tc>
@@ -3275,7 +3275,7 @@
                 <w:i w:val="0"/>
                 <w:sz w:val="17"/>
               </w:rPr>
-              <w:t>Peu probable!!! Vu l'âge (12 ans) de diarra diaw ou l'année à laquelle diarra diaw a fréquenté l'école pour la dernière fois (.) le dernier diplome de diarra diaw ne peut être le Certificat d'études primaires (CEP), prière de corriger cette incohérence ou confirmer avec le QG.</w:t>
+              <w:t>Peu probable!!! Vu l'âge (18 ans) de babacar faye 2 ou l'année à laquelle babacar faye 2 a fréquenté l'école pour la dernière fois (.) le dernier diplome de babacar faye 2 ne peut être le Certificat d'études primaires (CEP), prière de corriger cette incohérence ou confirmer avec le QG.</w:t>
             </w:r>
           </w:p>
         </w:tc>
@@ -3334,7 +3334,7 @@
                 <w:color w:val="16A34A"/>
                 <w:sz w:val="16"/>
               </w:rPr>
-              <w:t>s01q32, s01q36, s01q38, s04q37_modif, s02q33, s02q34, s01q00b</w:t>
+              <w:t>—</w:t>
             </w:r>
           </w:p>
         </w:tc>
@@ -3365,7 +3365,7 @@
                 <w:i w:val="0"/>
                 <w:sz w:val="17"/>
               </w:rPr>
-              <w:t>Peu probable!!! Vu l'âge (17 ans) de amy faye ou l'année à laquelle amy faye a fréquenté l'école pour la dernière fois (.) le dernier diplome de amy faye ne peut être le Certificat d'études primaires (CEP), prière de corriger cette incohérence ou confirmer avec le QG.</w:t>
+              <w:t>Incohérent!! Le niveau d'instruction déclaré par l'un des enfants (Secondaire 2nd cycle) au niveau de la section 1 de awa gning diffère de celui donné par awa gning lui-même qui affirme ne pas avoir frequenté l'école formelle.</w:t>
             </w:r>
           </w:p>
         </w:tc>
@@ -3455,7 +3455,7 @@
                 <w:i w:val="0"/>
                 <w:sz w:val="17"/>
               </w:rPr>
-              <w:t>Peu probable!!! Vu l'âge (18 ans) de babacar faye 2 ou l'année à laquelle babacar faye 2 a fréquenté l'école pour la dernière fois (.) le dernier diplome de babacar faye 2 ne peut être le Certificat d'études primaires (CEP), prière de corriger cette incohérence ou confirmer avec le QG.</w:t>
+              <w:t>Peu probable!!! Vu l'âge (12 ans) de diarra diaw ou l'année à laquelle diarra diaw a fréquenté l'école pour la dernière fois (.) le dernier diplome de diarra diaw ne peut être le Certificat d'études primaires (CEP), prière de corriger cette incohérence ou confirmer avec le QG.</w:t>
             </w:r>
           </w:p>
         </w:tc>
@@ -3488,6 +3488,1536 @@
                 <w:i w:val="0"/>
                 <w:sz w:val="16"/>
               </w:rPr>
+              <w:t>S04</w:t>
+              <w:br/>
+            </w:r>
+            <w:r>
+              <w:rPr>
+                <w:b w:val="0"/>
+                <w:i w:val="0"/>
+                <w:color w:val="64748B"/>
+                <w:sz w:val="14"/>
+              </w:rPr>
+              <w:t>Emploi</w:t>
+            </w:r>
+          </w:p>
+        </w:tc>
+        <w:tc>
+          <w:tcPr>
+            <w:tcW w:type="dxa" w:w="1531"/>
+          </w:tcPr>
+          <w:p>
+            <w:r>
+              <w:rPr>
+                <w:b/>
+                <w:i w:val="0"/>
+                <w:color w:val="16A34A"/>
+                <w:sz w:val="16"/>
+              </w:rPr>
+              <w:t>—</w:t>
+            </w:r>
+          </w:p>
+        </w:tc>
+        <w:tc>
+          <w:tcPr>
+            <w:tcW w:type="dxa" w:w="1191"/>
+          </w:tcPr>
+          <w:p>
+            <w:r>
+              <w:rPr>
+                <w:b w:val="0"/>
+                <w:i w:val="0"/>
+                <w:color w:val="64748B"/>
+                <w:sz w:val="16"/>
+              </w:rPr>
+              <w:t>GT-CQ</w:t>
+            </w:r>
+          </w:p>
+        </w:tc>
+        <w:tc>
+          <w:tcPr>
+            <w:tcW w:type="dxa" w:w="4706"/>
+          </w:tcPr>
+          <w:p>
+            <w:r>
+              <w:rPr>
+                <w:b w:val="0"/>
+                <w:i w:val="0"/>
+                <w:sz w:val="17"/>
+              </w:rPr>
+              <w:t>Incohérence détectée ! Il semble peu probable que mamadou faye occupe un emploi pour l'ETAT/collectivités locales ou dans une entreprise publique/parapublique tout en travaillant moins de 20 jours par mois.</w:t>
+            </w:r>
+          </w:p>
+        </w:tc>
+      </w:tr>
+      <w:tr>
+        <w:tc>
+          <w:tcPr>
+            <w:tcW w:type="dxa" w:w="964"/>
+          </w:tcPr>
+          <w:p>
+            <w:r>
+              <w:rPr>
+                <w:b/>
+                <w:i w:val="0"/>
+                <w:color w:val="DC2626"/>
+                <w:sz w:val="16"/>
+              </w:rPr>
+              <w:t>Haute</w:t>
+            </w:r>
+          </w:p>
+        </w:tc>
+        <w:tc>
+          <w:tcPr>
+            <w:tcW w:type="dxa" w:w="1247"/>
+          </w:tcPr>
+          <w:p>
+            <w:r>
+              <w:rPr>
+                <w:b/>
+                <w:i w:val="0"/>
+                <w:sz w:val="16"/>
+              </w:rPr>
+              <w:t>S04</w:t>
+              <w:br/>
+            </w:r>
+            <w:r>
+              <w:rPr>
+                <w:b w:val="0"/>
+                <w:i w:val="0"/>
+                <w:color w:val="64748B"/>
+                <w:sz w:val="14"/>
+              </w:rPr>
+              <w:t>Emploi</w:t>
+            </w:r>
+          </w:p>
+        </w:tc>
+        <w:tc>
+          <w:tcPr>
+            <w:tcW w:type="dxa" w:w="1531"/>
+          </w:tcPr>
+          <w:p>
+            <w:r>
+              <w:rPr>
+                <w:b/>
+                <w:i w:val="0"/>
+                <w:color w:val="16A34A"/>
+                <w:sz w:val="16"/>
+              </w:rPr>
+              <w:t>—</w:t>
+            </w:r>
+          </w:p>
+        </w:tc>
+        <w:tc>
+          <w:tcPr>
+            <w:tcW w:type="dxa" w:w="1191"/>
+          </w:tcPr>
+          <w:p>
+            <w:r>
+              <w:rPr>
+                <w:b w:val="0"/>
+                <w:i w:val="0"/>
+                <w:color w:val="64748B"/>
+                <w:sz w:val="16"/>
+              </w:rPr>
+              <w:t>GT-CQ</w:t>
+            </w:r>
+          </w:p>
+        </w:tc>
+        <w:tc>
+          <w:tcPr>
+            <w:tcW w:type="dxa" w:w="4706"/>
+          </w:tcPr>
+          <w:p>
+            <w:r>
+              <w:rPr>
+                <w:b w:val="0"/>
+                <w:i w:val="0"/>
+                <w:sz w:val="17"/>
+              </w:rPr>
+              <w:t>Incohérence détectée ! Il semble peu probable que mamadou faye occupe un emploi pour l'ETAT/collectivités locales ou dans une entreprise publique/parapublique tout en travaillant moins de  6h par jour.</w:t>
+            </w:r>
+          </w:p>
+        </w:tc>
+      </w:tr>
+      <w:tr>
+        <w:tc>
+          <w:tcPr>
+            <w:tcW w:type="dxa" w:w="964"/>
+          </w:tcPr>
+          <w:p>
+            <w:r>
+              <w:rPr>
+                <w:b/>
+                <w:i w:val="0"/>
+                <w:color w:val="DC2626"/>
+                <w:sz w:val="16"/>
+              </w:rPr>
+              <w:t>Haute</w:t>
+            </w:r>
+          </w:p>
+        </w:tc>
+        <w:tc>
+          <w:tcPr>
+            <w:tcW w:type="dxa" w:w="1247"/>
+          </w:tcPr>
+          <w:p>
+            <w:r>
+              <w:rPr>
+                <w:b/>
+                <w:i w:val="0"/>
+                <w:sz w:val="16"/>
+              </w:rPr>
+              <w:t>S07</w:t>
+              <w:br/>
+            </w:r>
+            <w:r>
+              <w:rPr>
+                <w:b w:val="0"/>
+                <w:i w:val="0"/>
+                <w:color w:val="64748B"/>
+                <w:sz w:val="14"/>
+              </w:rPr>
+              <w:t>Consommation alimentaire</w:t>
+            </w:r>
+          </w:p>
+        </w:tc>
+        <w:tc>
+          <w:tcPr>
+            <w:tcW w:type="dxa" w:w="1531"/>
+          </w:tcPr>
+          <w:p>
+            <w:r>
+              <w:rPr>
+                <w:b/>
+                <w:i w:val="0"/>
+                <w:color w:val="16A34A"/>
+                <w:sz w:val="16"/>
+              </w:rPr>
+              <w:t>s00q27, s01q00a, s01q12, s01q13, s02q04, s03q11, s03q12, s01q01</w:t>
+            </w:r>
+          </w:p>
+        </w:tc>
+        <w:tc>
+          <w:tcPr>
+            <w:tcW w:type="dxa" w:w="1191"/>
+          </w:tcPr>
+          <w:p>
+            <w:r>
+              <w:rPr>
+                <w:b w:val="0"/>
+                <w:i w:val="0"/>
+                <w:color w:val="64748B"/>
+                <w:sz w:val="16"/>
+              </w:rPr>
+              <w:t>GT-CQ</w:t>
+            </w:r>
+          </w:p>
+        </w:tc>
+        <w:tc>
+          <w:tcPr>
+            <w:tcW w:type="dxa" w:w="4706"/>
+          </w:tcPr>
+          <w:p>
+            <w:r>
+              <w:rPr>
+                <w:b w:val="0"/>
+                <w:i w:val="0"/>
+                <w:sz w:val="17"/>
+              </w:rPr>
+              <w:t>Avertissement!!! Le ménage a consommé 49 Sachets de Petit de Mayonnaise  ce qui semble incoherent pour une consommation aucours des 7 derniers jours, prière de verifier et corriger.</w:t>
+            </w:r>
+          </w:p>
+        </w:tc>
+      </w:tr>
+      <w:tr>
+        <w:tc>
+          <w:tcPr>
+            <w:tcW w:type="dxa" w:w="964"/>
+          </w:tcPr>
+          <w:p>
+            <w:r>
+              <w:rPr>
+                <w:b/>
+                <w:i w:val="0"/>
+                <w:color w:val="DC2626"/>
+                <w:sz w:val="16"/>
+              </w:rPr>
+              <w:t>Haute</w:t>
+            </w:r>
+          </w:p>
+        </w:tc>
+        <w:tc>
+          <w:tcPr>
+            <w:tcW w:type="dxa" w:w="1247"/>
+          </w:tcPr>
+          <w:p>
+            <w:r>
+              <w:rPr>
+                <w:b/>
+                <w:i w:val="0"/>
+                <w:sz w:val="16"/>
+              </w:rPr>
+              <w:t>S07</w:t>
+              <w:br/>
+            </w:r>
+            <w:r>
+              <w:rPr>
+                <w:b w:val="0"/>
+                <w:i w:val="0"/>
+                <w:color w:val="64748B"/>
+                <w:sz w:val="14"/>
+              </w:rPr>
+              <w:t>Consommation alimentaire</w:t>
+            </w:r>
+          </w:p>
+        </w:tc>
+        <w:tc>
+          <w:tcPr>
+            <w:tcW w:type="dxa" w:w="1531"/>
+          </w:tcPr>
+          <w:p>
+            <w:r>
+              <w:rPr>
+                <w:b/>
+                <w:i w:val="0"/>
+                <w:color w:val="16A34A"/>
+                <w:sz w:val="16"/>
+              </w:rPr>
+              <w:t>s00q27, s01q00a, s01q12, s01q13, s02q04, s03q11, s03q12, s01q01</w:t>
+            </w:r>
+          </w:p>
+        </w:tc>
+        <w:tc>
+          <w:tcPr>
+            <w:tcW w:type="dxa" w:w="1191"/>
+          </w:tcPr>
+          <w:p>
+            <w:r>
+              <w:rPr>
+                <w:b w:val="0"/>
+                <w:i w:val="0"/>
+                <w:color w:val="64748B"/>
+                <w:sz w:val="16"/>
+              </w:rPr>
+              <w:t>GT-CQ</w:t>
+            </w:r>
+          </w:p>
+        </w:tc>
+        <w:tc>
+          <w:tcPr>
+            <w:tcW w:type="dxa" w:w="4706"/>
+          </w:tcPr>
+          <w:p>
+            <w:r>
+              <w:rPr>
+                <w:b w:val="0"/>
+                <w:i w:val="0"/>
+                <w:sz w:val="17"/>
+              </w:rPr>
+              <w:t>Avertissement!!! Le ménage a consommé 56 Cube de Moyen de Cube alimentaire (Maggi, Jumbo, ) et bouillon en poudre  ce qui semble incoherent pour une consommation aucours des 7 derniers jours, prière de verifier et corriger.</w:t>
+            </w:r>
+          </w:p>
+        </w:tc>
+      </w:tr>
+      <w:tr>
+        <w:tc>
+          <w:tcPr>
+            <w:tcW w:type="dxa" w:w="964"/>
+          </w:tcPr>
+          <w:p>
+            <w:r>
+              <w:rPr>
+                <w:b/>
+                <w:i w:val="0"/>
+                <w:color w:val="EA580C"/>
+                <w:sz w:val="16"/>
+              </w:rPr>
+              <w:t>Moyenne</w:t>
+            </w:r>
+          </w:p>
+        </w:tc>
+        <w:tc>
+          <w:tcPr>
+            <w:tcW w:type="dxa" w:w="1247"/>
+          </w:tcPr>
+          <w:p>
+            <w:r>
+              <w:rPr>
+                <w:b/>
+                <w:i w:val="0"/>
+                <w:sz w:val="16"/>
+              </w:rPr>
+              <w:t>S00</w:t>
+              <w:br/>
+            </w:r>
+            <w:r>
+              <w:rPr>
+                <w:b w:val="0"/>
+                <w:i w:val="0"/>
+                <w:color w:val="64748B"/>
+                <w:sz w:val="14"/>
+              </w:rPr>
+              <w:t>Identification</w:t>
+            </w:r>
+          </w:p>
+        </w:tc>
+        <w:tc>
+          <w:tcPr>
+            <w:tcW w:type="dxa" w:w="1531"/>
+          </w:tcPr>
+          <w:p>
+            <w:r>
+              <w:rPr>
+                <w:b/>
+                <w:i w:val="0"/>
+                <w:color w:val="16A34A"/>
+                <w:sz w:val="16"/>
+              </w:rPr>
+              <w:t>—</w:t>
+            </w:r>
+          </w:p>
+        </w:tc>
+        <w:tc>
+          <w:tcPr>
+            <w:tcW w:type="dxa" w:w="1191"/>
+          </w:tcPr>
+          <w:p>
+            <w:r>
+              <w:rPr>
+                <w:b w:val="0"/>
+                <w:i w:val="0"/>
+                <w:color w:val="64748B"/>
+                <w:sz w:val="16"/>
+              </w:rPr>
+              <w:t>GT-CQ</w:t>
+            </w:r>
+          </w:p>
+        </w:tc>
+        <w:tc>
+          <w:tcPr>
+            <w:tcW w:type="dxa" w:w="4706"/>
+          </w:tcPr>
+          <w:p>
+            <w:r>
+              <w:rPr>
+                <w:b w:val="0"/>
+                <w:i w:val="0"/>
+                <w:sz w:val="17"/>
+              </w:rPr>
+              <w:t>L'adresse ou la localisation du ménage doit être bien renseignée, ne doit pas contenir des numéros de téléphone et elle semble courte pour être une adresse.</w:t>
+            </w:r>
+          </w:p>
+        </w:tc>
+      </w:tr>
+      <w:tr>
+        <w:tc>
+          <w:tcPr>
+            <w:tcW w:type="dxa" w:w="964"/>
+          </w:tcPr>
+          <w:p>
+            <w:r>
+              <w:rPr>
+                <w:b/>
+                <w:i w:val="0"/>
+                <w:color w:val="EA580C"/>
+                <w:sz w:val="16"/>
+              </w:rPr>
+              <w:t>Moyenne</w:t>
+            </w:r>
+          </w:p>
+        </w:tc>
+        <w:tc>
+          <w:tcPr>
+            <w:tcW w:type="dxa" w:w="1247"/>
+          </w:tcPr>
+          <w:p>
+            <w:r>
+              <w:rPr>
+                <w:b/>
+                <w:i w:val="0"/>
+                <w:sz w:val="16"/>
+              </w:rPr>
+              <w:t>S00</w:t>
+              <w:br/>
+            </w:r>
+            <w:r>
+              <w:rPr>
+                <w:b w:val="0"/>
+                <w:i w:val="0"/>
+                <w:color w:val="64748B"/>
+                <w:sz w:val="14"/>
+              </w:rPr>
+              <w:t>Identification</w:t>
+            </w:r>
+          </w:p>
+        </w:tc>
+        <w:tc>
+          <w:tcPr>
+            <w:tcW w:type="dxa" w:w="1531"/>
+          </w:tcPr>
+          <w:p>
+            <w:r>
+              <w:rPr>
+                <w:b/>
+                <w:i w:val="0"/>
+                <w:color w:val="16A34A"/>
+                <w:sz w:val="16"/>
+              </w:rPr>
+              <w:t>—</w:t>
+            </w:r>
+          </w:p>
+        </w:tc>
+        <w:tc>
+          <w:tcPr>
+            <w:tcW w:type="dxa" w:w="1191"/>
+          </w:tcPr>
+          <w:p>
+            <w:r>
+              <w:rPr>
+                <w:b w:val="0"/>
+                <w:i w:val="0"/>
+                <w:color w:val="64748B"/>
+                <w:sz w:val="16"/>
+              </w:rPr>
+              <w:t>GT-CQ</w:t>
+            </w:r>
+          </w:p>
+        </w:tc>
+        <w:tc>
+          <w:tcPr>
+            <w:tcW w:type="dxa" w:w="4706"/>
+          </w:tcPr>
+          <w:p>
+            <w:r>
+              <w:rPr>
+                <w:b w:val="0"/>
+                <w:i w:val="0"/>
+                <w:sz w:val="17"/>
+              </w:rPr>
+              <w:t>Prière de renseigner la bonne adresse.</w:t>
+            </w:r>
+          </w:p>
+        </w:tc>
+      </w:tr>
+      <w:tr>
+        <w:tc>
+          <w:tcPr>
+            <w:tcW w:type="dxa" w:w="964"/>
+          </w:tcPr>
+          <w:p>
+            <w:r>
+              <w:rPr>
+                <w:b/>
+                <w:i w:val="0"/>
+                <w:color w:val="EA580C"/>
+                <w:sz w:val="16"/>
+              </w:rPr>
+              <w:t>Moyenne</w:t>
+            </w:r>
+          </w:p>
+        </w:tc>
+        <w:tc>
+          <w:tcPr>
+            <w:tcW w:type="dxa" w:w="1247"/>
+          </w:tcPr>
+          <w:p>
+            <w:r>
+              <w:rPr>
+                <w:b/>
+                <w:i w:val="0"/>
+                <w:sz w:val="16"/>
+              </w:rPr>
+              <w:t>S01</w:t>
+              <w:br/>
+            </w:r>
+            <w:r>
+              <w:rPr>
+                <w:b w:val="0"/>
+                <w:i w:val="0"/>
+                <w:color w:val="64748B"/>
+                <w:sz w:val="14"/>
+              </w:rPr>
+              <w:t>Démographie</w:t>
+            </w:r>
+          </w:p>
+        </w:tc>
+        <w:tc>
+          <w:tcPr>
+            <w:tcW w:type="dxa" w:w="1531"/>
+          </w:tcPr>
+          <w:p>
+            <w:r>
+              <w:rPr>
+                <w:b/>
+                <w:i w:val="0"/>
+                <w:color w:val="16A34A"/>
+                <w:sz w:val="16"/>
+              </w:rPr>
+              <w:t>—</w:t>
+            </w:r>
+          </w:p>
+        </w:tc>
+        <w:tc>
+          <w:tcPr>
+            <w:tcW w:type="dxa" w:w="1191"/>
+          </w:tcPr>
+          <w:p>
+            <w:r>
+              <w:rPr>
+                <w:b w:val="0"/>
+                <w:i w:val="0"/>
+                <w:color w:val="64748B"/>
+                <w:sz w:val="16"/>
+              </w:rPr>
+              <w:t>GT-CQ</w:t>
+            </w:r>
+          </w:p>
+        </w:tc>
+        <w:tc>
+          <w:tcPr>
+            <w:tcW w:type="dxa" w:w="4706"/>
+          </w:tcPr>
+          <w:p>
+            <w:r>
+              <w:rPr>
+                <w:b w:val="0"/>
+                <w:i w:val="0"/>
+                <w:sz w:val="17"/>
+              </w:rPr>
+              <w:t>Dans le cas contraire rassurez vous que c'est bien son fils/fille biologique.</w:t>
+            </w:r>
+          </w:p>
+        </w:tc>
+      </w:tr>
+      <w:tr>
+        <w:tc>
+          <w:tcPr>
+            <w:tcW w:type="dxa" w:w="964"/>
+          </w:tcPr>
+          <w:p>
+            <w:r>
+              <w:rPr>
+                <w:b/>
+                <w:i w:val="0"/>
+                <w:color w:val="EA580C"/>
+                <w:sz w:val="16"/>
+              </w:rPr>
+              <w:t>Moyenne</w:t>
+            </w:r>
+          </w:p>
+        </w:tc>
+        <w:tc>
+          <w:tcPr>
+            <w:tcW w:type="dxa" w:w="1247"/>
+          </w:tcPr>
+          <w:p>
+            <w:r>
+              <w:rPr>
+                <w:b/>
+                <w:i w:val="0"/>
+                <w:sz w:val="16"/>
+              </w:rPr>
+              <w:t>S01</w:t>
+              <w:br/>
+            </w:r>
+            <w:r>
+              <w:rPr>
+                <w:b w:val="0"/>
+                <w:i w:val="0"/>
+                <w:color w:val="64748B"/>
+                <w:sz w:val="14"/>
+              </w:rPr>
+              <w:t>Démographie</w:t>
+            </w:r>
+          </w:p>
+        </w:tc>
+        <w:tc>
+          <w:tcPr>
+            <w:tcW w:type="dxa" w:w="1531"/>
+          </w:tcPr>
+          <w:p>
+            <w:r>
+              <w:rPr>
+                <w:b/>
+                <w:i w:val="0"/>
+                <w:color w:val="16A34A"/>
+                <w:sz w:val="16"/>
+              </w:rPr>
+              <w:t>—</w:t>
+            </w:r>
+          </w:p>
+        </w:tc>
+        <w:tc>
+          <w:tcPr>
+            <w:tcW w:type="dxa" w:w="1191"/>
+          </w:tcPr>
+          <w:p>
+            <w:r>
+              <w:rPr>
+                <w:b w:val="0"/>
+                <w:i w:val="0"/>
+                <w:color w:val="64748B"/>
+                <w:sz w:val="16"/>
+              </w:rPr>
+              <w:t>GT-CQ</w:t>
+            </w:r>
+          </w:p>
+        </w:tc>
+        <w:tc>
+          <w:tcPr>
+            <w:tcW w:type="dxa" w:w="4706"/>
+          </w:tcPr>
+          <w:p>
+            <w:r>
+              <w:rPr>
+                <w:b w:val="0"/>
+                <w:i w:val="0"/>
+                <w:sz w:val="17"/>
+              </w:rPr>
+              <w:t>Prière de verifier l'information donnée par amy faye ou corriger au niveau de la section 1.</w:t>
+            </w:r>
+          </w:p>
+        </w:tc>
+      </w:tr>
+      <w:tr>
+        <w:tc>
+          <w:tcPr>
+            <w:tcW w:type="dxa" w:w="964"/>
+          </w:tcPr>
+          <w:p>
+            <w:r>
+              <w:rPr>
+                <w:b/>
+                <w:i w:val="0"/>
+                <w:color w:val="EA580C"/>
+                <w:sz w:val="16"/>
+              </w:rPr>
+              <w:t>Moyenne</w:t>
+            </w:r>
+          </w:p>
+        </w:tc>
+        <w:tc>
+          <w:tcPr>
+            <w:tcW w:type="dxa" w:w="1247"/>
+          </w:tcPr>
+          <w:p>
+            <w:r>
+              <w:rPr>
+                <w:b/>
+                <w:i w:val="0"/>
+                <w:sz w:val="16"/>
+              </w:rPr>
+              <w:t>S01</w:t>
+              <w:br/>
+            </w:r>
+            <w:r>
+              <w:rPr>
+                <w:b w:val="0"/>
+                <w:i w:val="0"/>
+                <w:color w:val="64748B"/>
+                <w:sz w:val="14"/>
+              </w:rPr>
+              <w:t>Démographie</w:t>
+            </w:r>
+          </w:p>
+        </w:tc>
+        <w:tc>
+          <w:tcPr>
+            <w:tcW w:type="dxa" w:w="1531"/>
+          </w:tcPr>
+          <w:p>
+            <w:r>
+              <w:rPr>
+                <w:b/>
+                <w:i w:val="0"/>
+                <w:color w:val="16A34A"/>
+                <w:sz w:val="16"/>
+              </w:rPr>
+              <w:t>—</w:t>
+            </w:r>
+          </w:p>
+        </w:tc>
+        <w:tc>
+          <w:tcPr>
+            <w:tcW w:type="dxa" w:w="1191"/>
+          </w:tcPr>
+          <w:p>
+            <w:r>
+              <w:rPr>
+                <w:b w:val="0"/>
+                <w:i w:val="0"/>
+                <w:color w:val="64748B"/>
+                <w:sz w:val="16"/>
+              </w:rPr>
+              <w:t>GT-CQ</w:t>
+            </w:r>
+          </w:p>
+        </w:tc>
+        <w:tc>
+          <w:tcPr>
+            <w:tcW w:type="dxa" w:w="4706"/>
+          </w:tcPr>
+          <w:p>
+            <w:r>
+              <w:rPr>
+                <w:b w:val="0"/>
+                <w:i w:val="0"/>
+                <w:sz w:val="17"/>
+              </w:rPr>
+              <w:t>Prière de verifier l'information donnée par khady faye ou corriger au niveau de la section 1.</w:t>
+            </w:r>
+          </w:p>
+        </w:tc>
+      </w:tr>
+      <w:tr>
+        <w:tc>
+          <w:tcPr>
+            <w:tcW w:type="dxa" w:w="964"/>
+          </w:tcPr>
+          <w:p>
+            <w:r>
+              <w:rPr>
+                <w:b/>
+                <w:i w:val="0"/>
+                <w:color w:val="EA580C"/>
+                <w:sz w:val="16"/>
+              </w:rPr>
+              <w:t>Moyenne</w:t>
+            </w:r>
+          </w:p>
+        </w:tc>
+        <w:tc>
+          <w:tcPr>
+            <w:tcW w:type="dxa" w:w="1247"/>
+          </w:tcPr>
+          <w:p>
+            <w:r>
+              <w:rPr>
+                <w:b/>
+                <w:i w:val="0"/>
+                <w:sz w:val="16"/>
+              </w:rPr>
+              <w:t>S01</w:t>
+              <w:br/>
+            </w:r>
+            <w:r>
+              <w:rPr>
+                <w:b w:val="0"/>
+                <w:i w:val="0"/>
+                <w:color w:val="64748B"/>
+                <w:sz w:val="14"/>
+              </w:rPr>
+              <w:t>Démographie</w:t>
+            </w:r>
+          </w:p>
+        </w:tc>
+        <w:tc>
+          <w:tcPr>
+            <w:tcW w:type="dxa" w:w="1531"/>
+          </w:tcPr>
+          <w:p>
+            <w:r>
+              <w:rPr>
+                <w:b/>
+                <w:i w:val="0"/>
+                <w:color w:val="16A34A"/>
+                <w:sz w:val="16"/>
+              </w:rPr>
+              <w:t>—</w:t>
+            </w:r>
+          </w:p>
+        </w:tc>
+        <w:tc>
+          <w:tcPr>
+            <w:tcW w:type="dxa" w:w="1191"/>
+          </w:tcPr>
+          <w:p>
+            <w:r>
+              <w:rPr>
+                <w:b w:val="0"/>
+                <w:i w:val="0"/>
+                <w:color w:val="64748B"/>
+                <w:sz w:val="16"/>
+              </w:rPr>
+              <w:t>GT-CQ</w:t>
+            </w:r>
+          </w:p>
+        </w:tc>
+        <w:tc>
+          <w:tcPr>
+            <w:tcW w:type="dxa" w:w="4706"/>
+          </w:tcPr>
+          <w:p>
+            <w:r>
+              <w:rPr>
+                <w:b w:val="0"/>
+                <w:i w:val="0"/>
+                <w:sz w:val="17"/>
+              </w:rPr>
+              <w:t>Prière de verifier l'information donnée par babacar faye ou corriger au niveau de la section 1.</w:t>
+            </w:r>
+          </w:p>
+        </w:tc>
+      </w:tr>
+      <w:tr>
+        <w:tc>
+          <w:tcPr>
+            <w:tcW w:type="dxa" w:w="964"/>
+          </w:tcPr>
+          <w:p>
+            <w:r>
+              <w:rPr>
+                <w:b/>
+                <w:i w:val="0"/>
+                <w:color w:val="EA580C"/>
+                <w:sz w:val="16"/>
+              </w:rPr>
+              <w:t>Moyenne</w:t>
+            </w:r>
+          </w:p>
+        </w:tc>
+        <w:tc>
+          <w:tcPr>
+            <w:tcW w:type="dxa" w:w="1247"/>
+          </w:tcPr>
+          <w:p>
+            <w:r>
+              <w:rPr>
+                <w:b/>
+                <w:i w:val="0"/>
+                <w:sz w:val="16"/>
+              </w:rPr>
+              <w:t>S01</w:t>
+              <w:br/>
+            </w:r>
+            <w:r>
+              <w:rPr>
+                <w:b w:val="0"/>
+                <w:i w:val="0"/>
+                <w:color w:val="64748B"/>
+                <w:sz w:val="14"/>
+              </w:rPr>
+              <w:t>Démographie</w:t>
+            </w:r>
+          </w:p>
+        </w:tc>
+        <w:tc>
+          <w:tcPr>
+            <w:tcW w:type="dxa" w:w="1531"/>
+          </w:tcPr>
+          <w:p>
+            <w:r>
+              <w:rPr>
+                <w:b/>
+                <w:i w:val="0"/>
+                <w:color w:val="16A34A"/>
+                <w:sz w:val="16"/>
+              </w:rPr>
+              <w:t>—</w:t>
+            </w:r>
+          </w:p>
+        </w:tc>
+        <w:tc>
+          <w:tcPr>
+            <w:tcW w:type="dxa" w:w="1191"/>
+          </w:tcPr>
+          <w:p>
+            <w:r>
+              <w:rPr>
+                <w:b w:val="0"/>
+                <w:i w:val="0"/>
+                <w:color w:val="64748B"/>
+                <w:sz w:val="16"/>
+              </w:rPr>
+              <w:t>GT-CQ</w:t>
+            </w:r>
+          </w:p>
+        </w:tc>
+        <w:tc>
+          <w:tcPr>
+            <w:tcW w:type="dxa" w:w="4706"/>
+          </w:tcPr>
+          <w:p>
+            <w:r>
+              <w:rPr>
+                <w:b w:val="0"/>
+                <w:i w:val="0"/>
+                <w:sz w:val="17"/>
+              </w:rPr>
+              <w:t>Prière de verifier l'information donnée par diarra faye ou corriger au niveau de la section 1.</w:t>
+            </w:r>
+          </w:p>
+        </w:tc>
+      </w:tr>
+      <w:tr>
+        <w:tc>
+          <w:tcPr>
+            <w:tcW w:type="dxa" w:w="964"/>
+          </w:tcPr>
+          <w:p>
+            <w:r>
+              <w:rPr>
+                <w:b/>
+                <w:i w:val="0"/>
+                <w:color w:val="EA580C"/>
+                <w:sz w:val="16"/>
+              </w:rPr>
+              <w:t>Moyenne</w:t>
+            </w:r>
+          </w:p>
+        </w:tc>
+        <w:tc>
+          <w:tcPr>
+            <w:tcW w:type="dxa" w:w="1247"/>
+          </w:tcPr>
+          <w:p>
+            <w:r>
+              <w:rPr>
+                <w:b/>
+                <w:i w:val="0"/>
+                <w:sz w:val="16"/>
+              </w:rPr>
+              <w:t>S01</w:t>
+              <w:br/>
+            </w:r>
+            <w:r>
+              <w:rPr>
+                <w:b w:val="0"/>
+                <w:i w:val="0"/>
+                <w:color w:val="64748B"/>
+                <w:sz w:val="14"/>
+              </w:rPr>
+              <w:t>Démographie</w:t>
+            </w:r>
+          </w:p>
+        </w:tc>
+        <w:tc>
+          <w:tcPr>
+            <w:tcW w:type="dxa" w:w="1531"/>
+          </w:tcPr>
+          <w:p>
+            <w:r>
+              <w:rPr>
+                <w:b/>
+                <w:i w:val="0"/>
+                <w:color w:val="16A34A"/>
+                <w:sz w:val="16"/>
+              </w:rPr>
+              <w:t>—</w:t>
+            </w:r>
+          </w:p>
+        </w:tc>
+        <w:tc>
+          <w:tcPr>
+            <w:tcW w:type="dxa" w:w="1191"/>
+          </w:tcPr>
+          <w:p>
+            <w:r>
+              <w:rPr>
+                <w:b w:val="0"/>
+                <w:i w:val="0"/>
+                <w:color w:val="64748B"/>
+                <w:sz w:val="16"/>
+              </w:rPr>
+              <w:t>GT-CQ</w:t>
+            </w:r>
+          </w:p>
+        </w:tc>
+        <w:tc>
+          <w:tcPr>
+            <w:tcW w:type="dxa" w:w="4706"/>
+          </w:tcPr>
+          <w:p>
+            <w:r>
+              <w:rPr>
+                <w:b w:val="0"/>
+                <w:i w:val="0"/>
+                <w:sz w:val="17"/>
+              </w:rPr>
+              <w:t>Prière de verifier l'information donnée par mamadou faye ou corriger au niveau de la section 1.</w:t>
+            </w:r>
+          </w:p>
+        </w:tc>
+      </w:tr>
+      <w:tr>
+        <w:tc>
+          <w:tcPr>
+            <w:tcW w:type="dxa" w:w="964"/>
+          </w:tcPr>
+          <w:p>
+            <w:r>
+              <w:rPr>
+                <w:b/>
+                <w:i w:val="0"/>
+                <w:color w:val="EA580C"/>
+                <w:sz w:val="16"/>
+              </w:rPr>
+              <w:t>Moyenne</w:t>
+            </w:r>
+          </w:p>
+        </w:tc>
+        <w:tc>
+          <w:tcPr>
+            <w:tcW w:type="dxa" w:w="1247"/>
+          </w:tcPr>
+          <w:p>
+            <w:r>
+              <w:rPr>
+                <w:b/>
+                <w:i w:val="0"/>
+                <w:sz w:val="16"/>
+              </w:rPr>
+              <w:t>S01</w:t>
+              <w:br/>
+            </w:r>
+            <w:r>
+              <w:rPr>
+                <w:b w:val="0"/>
+                <w:i w:val="0"/>
+                <w:color w:val="64748B"/>
+                <w:sz w:val="14"/>
+              </w:rPr>
+              <w:t>Démographie</w:t>
+            </w:r>
+          </w:p>
+        </w:tc>
+        <w:tc>
+          <w:tcPr>
+            <w:tcW w:type="dxa" w:w="1531"/>
+          </w:tcPr>
+          <w:p>
+            <w:r>
+              <w:rPr>
+                <w:b/>
+                <w:i w:val="0"/>
+                <w:color w:val="16A34A"/>
+                <w:sz w:val="16"/>
+              </w:rPr>
+              <w:t>—</w:t>
+            </w:r>
+          </w:p>
+        </w:tc>
+        <w:tc>
+          <w:tcPr>
+            <w:tcW w:type="dxa" w:w="1191"/>
+          </w:tcPr>
+          <w:p>
+            <w:r>
+              <w:rPr>
+                <w:b w:val="0"/>
+                <w:i w:val="0"/>
+                <w:color w:val="64748B"/>
+                <w:sz w:val="16"/>
+              </w:rPr>
+              <w:t>GT-CQ</w:t>
+            </w:r>
+          </w:p>
+        </w:tc>
+        <w:tc>
+          <w:tcPr>
+            <w:tcW w:type="dxa" w:w="4706"/>
+          </w:tcPr>
+          <w:p>
+            <w:r>
+              <w:rPr>
+                <w:b w:val="0"/>
+                <w:i w:val="0"/>
+                <w:sz w:val="17"/>
+              </w:rPr>
+              <w:t>Prière de verifier l'information donnée par babacar faye 2 ou corriger au niveau de la section 1.</w:t>
+            </w:r>
+          </w:p>
+        </w:tc>
+      </w:tr>
+      <w:tr>
+        <w:tc>
+          <w:tcPr>
+            <w:tcW w:type="dxa" w:w="964"/>
+          </w:tcPr>
+          <w:p>
+            <w:r>
+              <w:rPr>
+                <w:b/>
+                <w:i w:val="0"/>
+                <w:color w:val="EA580C"/>
+                <w:sz w:val="16"/>
+              </w:rPr>
+              <w:t>Moyenne</w:t>
+            </w:r>
+          </w:p>
+        </w:tc>
+        <w:tc>
+          <w:tcPr>
+            <w:tcW w:type="dxa" w:w="1247"/>
+          </w:tcPr>
+          <w:p>
+            <w:r>
+              <w:rPr>
+                <w:b/>
+                <w:i w:val="0"/>
+                <w:sz w:val="16"/>
+              </w:rPr>
+              <w:t>S01</w:t>
+              <w:br/>
+            </w:r>
+            <w:r>
+              <w:rPr>
+                <w:b w:val="0"/>
+                <w:i w:val="0"/>
+                <w:color w:val="64748B"/>
+                <w:sz w:val="14"/>
+              </w:rPr>
+              <w:t>Démographie</w:t>
+            </w:r>
+          </w:p>
+        </w:tc>
+        <w:tc>
+          <w:tcPr>
+            <w:tcW w:type="dxa" w:w="1531"/>
+          </w:tcPr>
+          <w:p>
+            <w:r>
+              <w:rPr>
+                <w:b/>
+                <w:i w:val="0"/>
+                <w:color w:val="16A34A"/>
+                <w:sz w:val="16"/>
+              </w:rPr>
+              <w:t>—</w:t>
+            </w:r>
+          </w:p>
+        </w:tc>
+        <w:tc>
+          <w:tcPr>
+            <w:tcW w:type="dxa" w:w="1191"/>
+          </w:tcPr>
+          <w:p>
+            <w:r>
+              <w:rPr>
+                <w:b w:val="0"/>
+                <w:i w:val="0"/>
+                <w:color w:val="64748B"/>
+                <w:sz w:val="16"/>
+              </w:rPr>
+              <w:t>GT-CQ</w:t>
+            </w:r>
+          </w:p>
+        </w:tc>
+        <w:tc>
+          <w:tcPr>
+            <w:tcW w:type="dxa" w:w="4706"/>
+          </w:tcPr>
+          <w:p>
+            <w:r>
+              <w:rPr>
+                <w:b w:val="0"/>
+                <w:i w:val="0"/>
+                <w:sz w:val="17"/>
+              </w:rPr>
+              <w:t>Prière de verifier l'information donnée par ibra faye ou corriger au niveau de la section 1.</w:t>
+            </w:r>
+          </w:p>
+        </w:tc>
+      </w:tr>
+      <w:tr>
+        <w:tc>
+          <w:tcPr>
+            <w:tcW w:type="dxa" w:w="964"/>
+          </w:tcPr>
+          <w:p>
+            <w:r>
+              <w:rPr>
+                <w:b/>
+                <w:i w:val="0"/>
+                <w:color w:val="EA580C"/>
+                <w:sz w:val="16"/>
+              </w:rPr>
+              <w:t>Moyenne</w:t>
+            </w:r>
+          </w:p>
+        </w:tc>
+        <w:tc>
+          <w:tcPr>
+            <w:tcW w:type="dxa" w:w="1247"/>
+          </w:tcPr>
+          <w:p>
+            <w:r>
+              <w:rPr>
+                <w:b/>
+                <w:i w:val="0"/>
+                <w:sz w:val="16"/>
+              </w:rPr>
+              <w:t>S01</w:t>
+              <w:br/>
+            </w:r>
+            <w:r>
+              <w:rPr>
+                <w:b w:val="0"/>
+                <w:i w:val="0"/>
+                <w:color w:val="64748B"/>
+                <w:sz w:val="14"/>
+              </w:rPr>
+              <w:t>Démographie</w:t>
+            </w:r>
+          </w:p>
+        </w:tc>
+        <w:tc>
+          <w:tcPr>
+            <w:tcW w:type="dxa" w:w="1531"/>
+          </w:tcPr>
+          <w:p>
+            <w:r>
+              <w:rPr>
+                <w:b/>
+                <w:i w:val="0"/>
+                <w:color w:val="16A34A"/>
+                <w:sz w:val="16"/>
+              </w:rPr>
+              <w:t>—</w:t>
+            </w:r>
+          </w:p>
+        </w:tc>
+        <w:tc>
+          <w:tcPr>
+            <w:tcW w:type="dxa" w:w="1191"/>
+          </w:tcPr>
+          <w:p>
+            <w:r>
+              <w:rPr>
+                <w:b w:val="0"/>
+                <w:i w:val="0"/>
+                <w:color w:val="64748B"/>
+                <w:sz w:val="16"/>
+              </w:rPr>
+              <w:t>GT-CQ</w:t>
+            </w:r>
+          </w:p>
+        </w:tc>
+        <w:tc>
+          <w:tcPr>
+            <w:tcW w:type="dxa" w:w="4706"/>
+          </w:tcPr>
+          <w:p>
+            <w:r>
+              <w:rPr>
+                <w:b w:val="0"/>
+                <w:i w:val="0"/>
+                <w:sz w:val="17"/>
+              </w:rPr>
+              <w:t>Prière de verifier l'information donnée par khady faye2 ou corriger au niveau de la section 1.</w:t>
+            </w:r>
+          </w:p>
+        </w:tc>
+      </w:tr>
+      <w:tr>
+        <w:tc>
+          <w:tcPr>
+            <w:tcW w:type="dxa" w:w="964"/>
+          </w:tcPr>
+          <w:p>
+            <w:r>
+              <w:rPr>
+                <w:b/>
+                <w:i w:val="0"/>
+                <w:color w:val="EA580C"/>
+                <w:sz w:val="16"/>
+              </w:rPr>
+              <w:t>Moyenne</w:t>
+            </w:r>
+          </w:p>
+        </w:tc>
+        <w:tc>
+          <w:tcPr>
+            <w:tcW w:type="dxa" w:w="1247"/>
+          </w:tcPr>
+          <w:p>
+            <w:r>
+              <w:rPr>
+                <w:b/>
+                <w:i w:val="0"/>
+                <w:sz w:val="16"/>
+              </w:rPr>
+              <w:t>S01</w:t>
+              <w:br/>
+            </w:r>
+            <w:r>
+              <w:rPr>
+                <w:b w:val="0"/>
+                <w:i w:val="0"/>
+                <w:color w:val="64748B"/>
+                <w:sz w:val="14"/>
+              </w:rPr>
+              <w:t>Démographie</w:t>
+            </w:r>
+          </w:p>
+        </w:tc>
+        <w:tc>
+          <w:tcPr>
+            <w:tcW w:type="dxa" w:w="1531"/>
+          </w:tcPr>
+          <w:p>
+            <w:r>
+              <w:rPr>
+                <w:b/>
+                <w:i w:val="0"/>
+                <w:color w:val="16A34A"/>
+                <w:sz w:val="16"/>
+              </w:rPr>
+              <w:t>—</w:t>
+            </w:r>
+          </w:p>
+        </w:tc>
+        <w:tc>
+          <w:tcPr>
+            <w:tcW w:type="dxa" w:w="1191"/>
+          </w:tcPr>
+          <w:p>
+            <w:r>
+              <w:rPr>
+                <w:b w:val="0"/>
+                <w:i w:val="0"/>
+                <w:color w:val="64748B"/>
+                <w:sz w:val="16"/>
+              </w:rPr>
+              <w:t>GT-CQ</w:t>
+            </w:r>
+          </w:p>
+        </w:tc>
+        <w:tc>
+          <w:tcPr>
+            <w:tcW w:type="dxa" w:w="4706"/>
+          </w:tcPr>
+          <w:p>
+            <w:r>
+              <w:rPr>
+                <w:b w:val="0"/>
+                <w:i w:val="0"/>
+                <w:sz w:val="17"/>
+              </w:rPr>
+              <w:t>Prière de verifier l'information donnée par mama khary faye ou corriger au niveau de la section 1.</w:t>
+            </w:r>
+          </w:p>
+        </w:tc>
+      </w:tr>
+      <w:tr>
+        <w:tc>
+          <w:tcPr>
+            <w:tcW w:type="dxa" w:w="964"/>
+          </w:tcPr>
+          <w:p>
+            <w:r>
+              <w:rPr>
+                <w:b/>
+                <w:i w:val="0"/>
+                <w:color w:val="EA580C"/>
+                <w:sz w:val="16"/>
+              </w:rPr>
+              <w:t>Moyenne</w:t>
+            </w:r>
+          </w:p>
+        </w:tc>
+        <w:tc>
+          <w:tcPr>
+            <w:tcW w:type="dxa" w:w="1247"/>
+          </w:tcPr>
+          <w:p>
+            <w:r>
+              <w:rPr>
+                <w:b/>
+                <w:i w:val="0"/>
+                <w:sz w:val="16"/>
+              </w:rPr>
+              <w:t>S01</w:t>
+              <w:br/>
+            </w:r>
+            <w:r>
+              <w:rPr>
+                <w:b w:val="0"/>
+                <w:i w:val="0"/>
+                <w:color w:val="64748B"/>
+                <w:sz w:val="14"/>
+              </w:rPr>
+              <w:t>Démographie</w:t>
+            </w:r>
+          </w:p>
+        </w:tc>
+        <w:tc>
+          <w:tcPr>
+            <w:tcW w:type="dxa" w:w="1531"/>
+          </w:tcPr>
+          <w:p>
+            <w:r>
+              <w:rPr>
+                <w:b/>
+                <w:i w:val="0"/>
+                <w:color w:val="16A34A"/>
+                <w:sz w:val="16"/>
+              </w:rPr>
+              <w:t>—</w:t>
+            </w:r>
+          </w:p>
+        </w:tc>
+        <w:tc>
+          <w:tcPr>
+            <w:tcW w:type="dxa" w:w="1191"/>
+          </w:tcPr>
+          <w:p>
+            <w:r>
+              <w:rPr>
+                <w:b w:val="0"/>
+                <w:i w:val="0"/>
+                <w:color w:val="64748B"/>
+                <w:sz w:val="16"/>
+              </w:rPr>
+              <w:t>GT-CQ</w:t>
+            </w:r>
+          </w:p>
+        </w:tc>
+        <w:tc>
+          <w:tcPr>
+            <w:tcW w:type="dxa" w:w="4706"/>
+          </w:tcPr>
+          <w:p>
+            <w:r>
+              <w:rPr>
+                <w:b w:val="0"/>
+                <w:i w:val="0"/>
+                <w:sz w:val="17"/>
+              </w:rPr>
+              <w:t>Prière de verifier l'information donnée par seynabou faye ou corriger au niveau de la section 1.</w:t>
+            </w:r>
+          </w:p>
+        </w:tc>
+      </w:tr>
+      <w:tr>
+        <w:tc>
+          <w:tcPr>
+            <w:tcW w:type="dxa" w:w="964"/>
+          </w:tcPr>
+          <w:p>
+            <w:r>
+              <w:rPr>
+                <w:b/>
+                <w:i w:val="0"/>
+                <w:color w:val="EA580C"/>
+                <w:sz w:val="16"/>
+              </w:rPr>
+              <w:t>Moyenne</w:t>
+            </w:r>
+          </w:p>
+        </w:tc>
+        <w:tc>
+          <w:tcPr>
+            <w:tcW w:type="dxa" w:w="1247"/>
+          </w:tcPr>
+          <w:p>
+            <w:r>
+              <w:rPr>
+                <w:b/>
+                <w:i w:val="0"/>
+                <w:sz w:val="16"/>
+              </w:rPr>
               <w:t>S02</w:t>
               <w:br/>
             </w:r>
@@ -3514,7 +5044,7 @@
                 <w:color w:val="16A34A"/>
                 <w:sz w:val="16"/>
               </w:rPr>
-              <w:t>—</w:t>
+              <w:t>s01q63, s00q04, s02q25, s01q00b, s02q17_2, s02q15_2</w:t>
             </w:r>
           </w:p>
         </w:tc>
@@ -3545,7 +5075,7 @@
                 <w:i w:val="0"/>
                 <w:sz w:val="17"/>
               </w:rPr>
-              <w:t>Incohérent!! Le niveau d'instruction déclaré par l'un des enfants (Secondaire 2nd cycle) au niveau de la section 1 de awa gning diffère de celui donné par awa gning lui-même qui affirme ne pas avoir frequenté l'école formelle.</w:t>
+              <w:t>Dans les milieux urbains c'est peu probable de voir une école dont les élèves ou étudiants ne dépensent pas en frais d'uniformes, prière de verifier pour khady faye2 qui fréquente 2ème année de Primaire et corriger ou confirmer avec le QG.</w:t>
             </w:r>
           </w:p>
         </w:tc>
@@ -3560,10 +5090,10 @@
               <w:rPr>
                 <w:b/>
                 <w:i w:val="0"/>
-                <w:color w:val="DC2626"/>
-                <w:sz w:val="16"/>
-              </w:rPr>
-              <w:t>Haute</w:t>
+                <w:color w:val="EA580C"/>
+                <w:sz w:val="16"/>
+              </w:rPr>
+              <w:t>Moyenne</w:t>
             </w:r>
           </w:p>
         </w:tc>
@@ -3578,7 +5108,7 @@
                 <w:i w:val="0"/>
                 <w:sz w:val="16"/>
               </w:rPr>
-              <w:t>S04</w:t>
+              <w:t>S02</w:t>
               <w:br/>
             </w:r>
             <w:r>
@@ -3588,7 +5118,7 @@
                 <w:color w:val="64748B"/>
                 <w:sz w:val="14"/>
               </w:rPr>
-              <w:t>Emploi</w:t>
+              <w:t>Éducation</w:t>
             </w:r>
           </w:p>
         </w:tc>
@@ -3604,7 +5134,7 @@
                 <w:color w:val="16A34A"/>
                 <w:sz w:val="16"/>
               </w:rPr>
-              <w:t>—</w:t>
+              <w:t>s01q63, s00q04, s02q25, s01q00b, s02q17_2, s02q15_2</w:t>
             </w:r>
           </w:p>
         </w:tc>
@@ -3635,7 +5165,7 @@
                 <w:i w:val="0"/>
                 <w:sz w:val="17"/>
               </w:rPr>
-              <w:t>Incohérence détectée ! Il semble peu probable que mamadou faye occupe un emploi pour l'ETAT/collectivités locales ou dans une entreprise publique/parapublique tout en travaillant moins de 20 jours par mois.</w:t>
+              <w:t>Dans les milieux urbains c'est peu probable de voir une école dont les élèves ou étudiants ne dépensent pas en frais d'uniformes, prière de verifier pour amy faye qui fréquente 3ème année de Secondaire 1 (Moyen) Général et corriger ou confirmer avec le QG.</w:t>
             </w:r>
           </w:p>
         </w:tc>
@@ -3650,10 +5180,10 @@
               <w:rPr>
                 <w:b/>
                 <w:i w:val="0"/>
-                <w:color w:val="DC2626"/>
-                <w:sz w:val="16"/>
-              </w:rPr>
-              <w:t>Haute</w:t>
+                <w:color w:val="EA580C"/>
+                <w:sz w:val="16"/>
+              </w:rPr>
+              <w:t>Moyenne</w:t>
             </w:r>
           </w:p>
         </w:tc>
@@ -3668,7 +5198,7 @@
                 <w:i w:val="0"/>
                 <w:sz w:val="16"/>
               </w:rPr>
-              <w:t>S04</w:t>
+              <w:t>S02</w:t>
               <w:br/>
             </w:r>
             <w:r>
@@ -3678,7 +5208,7 @@
                 <w:color w:val="64748B"/>
                 <w:sz w:val="14"/>
               </w:rPr>
-              <w:t>Emploi</w:t>
+              <w:t>Éducation</w:t>
             </w:r>
           </w:p>
         </w:tc>
@@ -3694,7 +5224,7 @@
                 <w:color w:val="16A34A"/>
                 <w:sz w:val="16"/>
               </w:rPr>
-              <w:t>—</w:t>
+              <w:t>s01q63, s00q04, s02q25, s01q00b, s02q17_2, s02q15_2</w:t>
             </w:r>
           </w:p>
         </w:tc>
@@ -3725,7 +5255,7 @@
                 <w:i w:val="0"/>
                 <w:sz w:val="17"/>
               </w:rPr>
-              <w:t>Incohérence détectée ! Il semble peu probable que mamadou faye occupe un emploi pour l'ETAT/collectivités locales ou dans une entreprise publique/parapublique tout en travaillant moins de  6h par jour.</w:t>
+              <w:t>Dans les milieux urbains c'est peu probable de voir une école dont les élèves ou étudiants ne dépensent pas en frais d'uniformes, prière de verifier pour babacar faye 2 qui fréquente 2ème année de Secondaire 1 (Moyen) Général et corriger ou confirmer avec le QG.</w:t>
             </w:r>
           </w:p>
         </w:tc>
@@ -3740,10 +5270,10 @@
               <w:rPr>
                 <w:b/>
                 <w:i w:val="0"/>
-                <w:color w:val="DC2626"/>
-                <w:sz w:val="16"/>
-              </w:rPr>
-              <w:t>Haute</w:t>
+                <w:color w:val="EA580C"/>
+                <w:sz w:val="16"/>
+              </w:rPr>
+              <w:t>Moyenne</w:t>
             </w:r>
           </w:p>
         </w:tc>
@@ -3758,7 +5288,7 @@
                 <w:i w:val="0"/>
                 <w:sz w:val="16"/>
               </w:rPr>
-              <w:t>S07</w:t>
+              <w:t>S02</w:t>
               <w:br/>
             </w:r>
             <w:r>
@@ -3768,7 +5298,7 @@
                 <w:color w:val="64748B"/>
                 <w:sz w:val="14"/>
               </w:rPr>
-              <w:t>Consommation alimentaire</w:t>
+              <w:t>Éducation</w:t>
             </w:r>
           </w:p>
         </w:tc>
@@ -3784,7 +5314,7 @@
                 <w:color w:val="16A34A"/>
                 <w:sz w:val="16"/>
               </w:rPr>
-              <w:t>s00q27, s01q00a, s01q12, s01q13, s02q04, s03q11, s03q12, s01q01</w:t>
+              <w:t>s01q63, s00q04, s02q25, s01q00b, s02q17_2, s02q15_2</w:t>
             </w:r>
           </w:p>
         </w:tc>
@@ -3815,7 +5345,7 @@
                 <w:i w:val="0"/>
                 <w:sz w:val="17"/>
               </w:rPr>
-              <w:t>Avertissement!!! Le ménage a consommé 49 Sachets de Petit de Mayonnaise  ce qui semble incoherent pour une consommation aucours des 7 derniers jours, prière de verifier et corriger.</w:t>
+              <w:t>Dans les milieux urbains c'est peu probable de voir une école dont les élèves ou étudiants ne dépensent pas en frais d'uniformes, prière de verifier pour ibra faye qui fréquente 4ème année de Primaire et corriger ou confirmer avec le QG.</w:t>
             </w:r>
           </w:p>
         </w:tc>
@@ -3830,10 +5360,10 @@
               <w:rPr>
                 <w:b/>
                 <w:i w:val="0"/>
-                <w:color w:val="DC2626"/>
-                <w:sz w:val="16"/>
-              </w:rPr>
-              <w:t>Haute</w:t>
+                <w:color w:val="EA580C"/>
+                <w:sz w:val="16"/>
+              </w:rPr>
+              <w:t>Moyenne</w:t>
             </w:r>
           </w:p>
         </w:tc>
@@ -3848,7 +5378,7 @@
                 <w:i w:val="0"/>
                 <w:sz w:val="16"/>
               </w:rPr>
-              <w:t>S07</w:t>
+              <w:t>S02</w:t>
               <w:br/>
             </w:r>
             <w:r>
@@ -3858,7 +5388,7 @@
                 <w:color w:val="64748B"/>
                 <w:sz w:val="14"/>
               </w:rPr>
-              <w:t>Consommation alimentaire</w:t>
+              <w:t>Éducation</w:t>
             </w:r>
           </w:p>
         </w:tc>
@@ -3874,7 +5404,7 @@
                 <w:color w:val="16A34A"/>
                 <w:sz w:val="16"/>
               </w:rPr>
-              <w:t>s00q27, s01q00a, s01q12, s01q13, s02q04, s03q11, s03q12, s01q01</w:t>
+              <w:t>s01q63, s00q04, s02q25, s01q00b, s02q17_2, s02q15_2</w:t>
             </w:r>
           </w:p>
         </w:tc>
@@ -3905,7 +5435,7 @@
                 <w:i w:val="0"/>
                 <w:sz w:val="17"/>
               </w:rPr>
-              <w:t>Avertissement!!! Le ménage a consommé 56 Cube de Moyen de Cube alimentaire (Maggi, Jumbo, ) et bouillon en poudre  ce qui semble incoherent pour une consommation aucours des 7 derniers jours, prière de verifier et corriger.</w:t>
+              <w:t>Dans les milieux urbains c'est peu probable de voir une école dont les élèves ou étudiants ne dépensent pas en frais d'uniformes, prière de verifier pour mama khary faye qui fréquente 2ème année de Maternelle et corriger ou confirmer avec le QG.</w:t>
             </w:r>
           </w:p>
         </w:tc>
@@ -3938,7 +5468,7 @@
                 <w:i w:val="0"/>
                 <w:sz w:val="16"/>
               </w:rPr>
-              <w:t>S00</w:t>
+              <w:t>S02</w:t>
               <w:br/>
             </w:r>
             <w:r>
@@ -3948,7 +5478,7 @@
                 <w:color w:val="64748B"/>
                 <w:sz w:val="14"/>
               </w:rPr>
-              <w:t>Identification</w:t>
+              <w:t>Éducation</w:t>
             </w:r>
           </w:p>
         </w:tc>
@@ -3964,7 +5494,7 @@
                 <w:color w:val="16A34A"/>
                 <w:sz w:val="16"/>
               </w:rPr>
-              <w:t>—</w:t>
+              <w:t>s01q63, s00q04, s02q25, s01q00b, s02q17_2, s02q15_2</w:t>
             </w:r>
           </w:p>
         </w:tc>
@@ -3995,7 +5525,7 @@
                 <w:i w:val="0"/>
                 <w:sz w:val="17"/>
               </w:rPr>
-              <w:t>L'adresse ou la localisation du ménage doit être bien renseignée, ne doit pas contenir des numéros de téléphone et elle semble courte pour être une adresse.</w:t>
+              <w:t>Dans les milieux urbains c'est peu probable de voir une école dont les élèves ou étudiants ne dépensent pas en frais d'uniformes, prière de verifier pour mohamet diaw qui fréquente 2ème année de Primaire et corriger ou confirmer avec le QG.</w:t>
             </w:r>
           </w:p>
         </w:tc>
@@ -4028,7 +5558,7 @@
                 <w:i w:val="0"/>
                 <w:sz w:val="16"/>
               </w:rPr>
-              <w:t>S00</w:t>
+              <w:t>S02</w:t>
               <w:br/>
             </w:r>
             <w:r>
@@ -4038,7 +5568,7 @@
                 <w:color w:val="64748B"/>
                 <w:sz w:val="14"/>
               </w:rPr>
-              <w:t>Identification</w:t>
+              <w:t>Éducation</w:t>
             </w:r>
           </w:p>
         </w:tc>
@@ -4054,7 +5584,7 @@
                 <w:color w:val="16A34A"/>
                 <w:sz w:val="16"/>
               </w:rPr>
-              <w:t>—</w:t>
+              <w:t>s01q63, s00q04, s02q25, s01q00b, s02q17_2, s02q15_2</w:t>
             </w:r>
           </w:p>
         </w:tc>
@@ -4085,7 +5615,7 @@
                 <w:i w:val="0"/>
                 <w:sz w:val="17"/>
               </w:rPr>
-              <w:t>Prière de renseigner la bonne adresse.</w:t>
+              <w:t>Dans les milieux urbains c'est peu probable de voir une école dont les élèves ou étudiants ne dépensent pas en frais d'uniformes, prière de verifier pour penda diaw qui fréquente 2ème année de Secondaire 2 Général et corriger ou confirmer avec le QG.</w:t>
             </w:r>
           </w:p>
         </w:tc>
@@ -4118,7 +5648,7 @@
                 <w:i w:val="0"/>
                 <w:sz w:val="16"/>
               </w:rPr>
-              <w:t>S01</w:t>
+              <w:t>S02</w:t>
               <w:br/>
             </w:r>
             <w:r>
@@ -4128,7 +5658,7 @@
                 <w:color w:val="64748B"/>
                 <w:sz w:val="14"/>
               </w:rPr>
-              <w:t>Démographie</w:t>
+              <w:t>Éducation</w:t>
             </w:r>
           </w:p>
         </w:tc>
@@ -4144,7 +5674,7 @@
                 <w:color w:val="16A34A"/>
                 <w:sz w:val="16"/>
               </w:rPr>
-              <w:t>—</w:t>
+              <w:t>s01q63, s00q04, s02q25, s01q00b, s02q17_2, s02q15_2</w:t>
             </w:r>
           </w:p>
         </w:tc>
@@ -4175,7 +5705,7 @@
                 <w:i w:val="0"/>
                 <w:sz w:val="17"/>
               </w:rPr>
-              <w:t>Dans le cas contraire rassurez vous que c'est bien son fils/fille biologique.</w:t>
+              <w:t>Dans les milieux urbains c'est peu probable de voir une école dont les élèves ou étudiants ne dépensent pas en frais d'uniformes, prière de verifier pour serigne fallou diom qui fréquente 1ére année de Secondaire 2 Général et corriger ou confirmer avec le QG.</w:t>
             </w:r>
           </w:p>
         </w:tc>
@@ -4208,7 +5738,7 @@
                 <w:i w:val="0"/>
                 <w:sz w:val="16"/>
               </w:rPr>
-              <w:t>S01</w:t>
+              <w:t>S02</w:t>
               <w:br/>
             </w:r>
             <w:r>
@@ -4218,7 +5748,7 @@
                 <w:color w:val="64748B"/>
                 <w:sz w:val="14"/>
               </w:rPr>
-              <w:t>Démographie</w:t>
+              <w:t>Éducation</w:t>
             </w:r>
           </w:p>
         </w:tc>
@@ -4234,7 +5764,7 @@
                 <w:color w:val="16A34A"/>
                 <w:sz w:val="16"/>
               </w:rPr>
-              <w:t>—</w:t>
+              <w:t>s01q63, s00q04, s02q25, s01q00b, s02q17_2, s02q15_2</w:t>
             </w:r>
           </w:p>
         </w:tc>
@@ -4265,7 +5795,7 @@
                 <w:i w:val="0"/>
                 <w:sz w:val="17"/>
               </w:rPr>
-              <w:t>Prière de verifier l'information donnée par amy faye ou corriger au niveau de la section 1.</w:t>
+              <w:t>Dans les milieux urbains c'est peu probable de voir une école dont les élèves ou étudiants ne dépensent pas en frais d'uniformes, prière de verifier pour seynabou diom qui fréquente 2ème année de Secondaire 2 Général et corriger ou confirmer avec le QG.</w:t>
             </w:r>
           </w:p>
         </w:tc>
@@ -4298,7 +5828,7 @@
                 <w:i w:val="0"/>
                 <w:sz w:val="16"/>
               </w:rPr>
-              <w:t>S01</w:t>
+              <w:t>S02</w:t>
               <w:br/>
             </w:r>
             <w:r>
@@ -4308,7 +5838,7 @@
                 <w:color w:val="64748B"/>
                 <w:sz w:val="14"/>
               </w:rPr>
-              <w:t>Démographie</w:t>
+              <w:t>Éducation</w:t>
             </w:r>
           </w:p>
         </w:tc>
@@ -4355,7 +5885,7 @@
                 <w:i w:val="0"/>
                 <w:sz w:val="17"/>
               </w:rPr>
-              <w:t>Prière de verifier l'information donnée par khady faye ou corriger au niveau de la section 1.</w:t>
+              <w:t>Merci de bien vouloir changé 2.04 en OUI et renseigné toutes les autres informations qui concerne awa gning .</w:t>
             </w:r>
           </w:p>
         </w:tc>
@@ -4388,7 +5918,7 @@
                 <w:i w:val="0"/>
                 <w:sz w:val="16"/>
               </w:rPr>
-              <w:t>S01</w:t>
+              <w:t>S02</w:t>
               <w:br/>
             </w:r>
             <w:r>
@@ -4398,7 +5928,7 @@
                 <w:color w:val="64748B"/>
                 <w:sz w:val="14"/>
               </w:rPr>
-              <w:t>Démographie</w:t>
+              <w:t>Éducation</w:t>
             </w:r>
           </w:p>
         </w:tc>
@@ -4414,7 +5944,7 @@
                 <w:color w:val="16A34A"/>
                 <w:sz w:val="16"/>
               </w:rPr>
-              <w:t>—</w:t>
+              <w:t>s01q23, s01q00b, s01q23_autre</w:t>
             </w:r>
           </w:p>
         </w:tc>
@@ -4445,7 +5975,7 @@
                 <w:i w:val="0"/>
                 <w:sz w:val="17"/>
               </w:rPr>
-              <w:t>Prière de verifier l'information donnée par babacar faye ou corriger au niveau de la section 1.</w:t>
+              <w:t>Le domaine que mamadou faye bénéficié de cette formation est enseignement et semble exister dans les modalités, prière de prendre attache avec le QG pour plus d'explication afin de la classer bien.</w:t>
             </w:r>
           </w:p>
         </w:tc>
@@ -4478,7 +6008,7 @@
                 <w:i w:val="0"/>
                 <w:sz w:val="16"/>
               </w:rPr>
-              <w:t>S01</w:t>
+              <w:t>S02</w:t>
               <w:br/>
             </w:r>
             <w:r>
@@ -4488,7 +6018,7 @@
                 <w:color w:val="64748B"/>
                 <w:sz w:val="14"/>
               </w:rPr>
-              <w:t>Démographie</w:t>
+              <w:t>Éducation</w:t>
             </w:r>
           </w:p>
         </w:tc>
@@ -4504,7 +6034,7 @@
                 <w:color w:val="16A34A"/>
                 <w:sz w:val="16"/>
               </w:rPr>
-              <w:t>—</w:t>
+              <w:t>s01q23, s01q00b, s01q23_autre</w:t>
             </w:r>
           </w:p>
         </w:tc>
@@ -4535,7 +6065,7 @@
                 <w:i w:val="0"/>
                 <w:sz w:val="17"/>
               </w:rPr>
-              <w:t>Prière de verifier l'information donnée par diarra faye ou corriger au niveau de la section 1.</w:t>
+              <w:t>Le domaine que ndeye fatou diom bénéficié de cette formation est santé et semble exister dans les modalités, prière de prendre attache avec le QG pour plus d'explication afin de la classer bien.</w:t>
             </w:r>
           </w:p>
         </w:tc>
@@ -4568,7 +6098,7 @@
                 <w:i w:val="0"/>
                 <w:sz w:val="16"/>
               </w:rPr>
-              <w:t>S01</w:t>
+              <w:t>S02</w:t>
               <w:br/>
             </w:r>
             <w:r>
@@ -4578,7 +6108,7 @@
                 <w:color w:val="64748B"/>
                 <w:sz w:val="14"/>
               </w:rPr>
-              <w:t>Démographie</w:t>
+              <w:t>Éducation</w:t>
             </w:r>
           </w:p>
         </w:tc>
@@ -4594,7 +6124,7 @@
                 <w:color w:val="16A34A"/>
                 <w:sz w:val="16"/>
               </w:rPr>
-              <w:t>—</w:t>
+              <w:t>s01q47__7, s02q24, s01q00b, s02q17_2, s02q15_2</w:t>
             </w:r>
           </w:p>
         </w:tc>
@@ -4625,7 +6155,7 @@
                 <w:i w:val="0"/>
                 <w:sz w:val="17"/>
               </w:rPr>
-              <w:t>Prière de verifier l'information donnée par mamadou faye ou corriger au niveau de la section 1.</w:t>
+              <w:t>Le montant des frais pour les cahiers et autres matériels scolaires pour l'année scolaire de diarra diaw qui fréquente 6ème année de Primaire  est de 0 FCFA, diarra diaw a fait comment pour payer ces cahiers et autres matériels scolaires (SAC, stylo, craie, ardoise, crayon...) ? prière de corriger.</w:t>
             </w:r>
           </w:p>
         </w:tc>
@@ -4658,7 +6188,7 @@
                 <w:i w:val="0"/>
                 <w:sz w:val="16"/>
               </w:rPr>
-              <w:t>S01</w:t>
+              <w:t>S02</w:t>
               <w:br/>
             </w:r>
             <w:r>
@@ -4668,7 +6198,7 @@
                 <w:color w:val="64748B"/>
                 <w:sz w:val="14"/>
               </w:rPr>
-              <w:t>Démographie</w:t>
+              <w:t>Éducation</w:t>
             </w:r>
           </w:p>
         </w:tc>
@@ -4684,7 +6214,7 @@
                 <w:color w:val="16A34A"/>
                 <w:sz w:val="16"/>
               </w:rPr>
-              <w:t>—</w:t>
+              <w:t>s01q63, s00q04, s02q25, s01q00b, s02q17_2, s02q15_2</w:t>
             </w:r>
           </w:p>
         </w:tc>
@@ -4715,7 +6245,7 @@
                 <w:i w:val="0"/>
                 <w:sz w:val="17"/>
               </w:rPr>
-              <w:t>Prière de verifier l'information donnée par babacar faye 2 ou corriger au niveau de la section 1.</w:t>
+              <w:t>Dans les milieux urbains c'est peu probable de voir une école dont les élèves ou étudiants ne dépensent pas en frais d'uniformes, prière de verifier pour diarra diaw qui fréquente 6ème année de Primaire et corriger ou confirmer avec le QG.</w:t>
             </w:r>
           </w:p>
         </w:tc>
@@ -4748,7 +6278,7 @@
                 <w:i w:val="0"/>
                 <w:sz w:val="16"/>
               </w:rPr>
-              <w:t>S01</w:t>
+              <w:t>S02</w:t>
               <w:br/>
             </w:r>
             <w:r>
@@ -4758,7 +6288,7 @@
                 <w:color w:val="64748B"/>
                 <w:sz w:val="14"/>
               </w:rPr>
-              <w:t>Démographie</w:t>
+              <w:t>Éducation</w:t>
             </w:r>
           </w:p>
         </w:tc>
@@ -4774,7 +6304,7 @@
                 <w:color w:val="16A34A"/>
                 <w:sz w:val="16"/>
               </w:rPr>
-              <w:t>—</w:t>
+              <w:t>s01q47__7, s02q24, s01q00b, s02q17_2, s02q15_2</w:t>
             </w:r>
           </w:p>
         </w:tc>
@@ -4805,2707 +6335,7 @@
                 <w:i w:val="0"/>
                 <w:sz w:val="17"/>
               </w:rPr>
-              <w:t>Prière de verifier l'information donnée par ibra faye ou corriger au niveau de la section 1.</w:t>
-            </w:r>
-          </w:p>
-        </w:tc>
-      </w:tr>
-      <w:tr>
-        <w:tc>
-          <w:tcPr>
-            <w:tcW w:type="dxa" w:w="964"/>
-          </w:tcPr>
-          <w:p>
-            <w:r>
-              <w:rPr>
-                <w:b/>
-                <w:i w:val="0"/>
-                <w:color w:val="EA580C"/>
-                <w:sz w:val="16"/>
-              </w:rPr>
-              <w:t>Moyenne</w:t>
-            </w:r>
-          </w:p>
-        </w:tc>
-        <w:tc>
-          <w:tcPr>
-            <w:tcW w:type="dxa" w:w="1247"/>
-          </w:tcPr>
-          <w:p>
-            <w:r>
-              <w:rPr>
-                <w:b/>
-                <w:i w:val="0"/>
-                <w:sz w:val="16"/>
-              </w:rPr>
-              <w:t>S01</w:t>
-              <w:br/>
-            </w:r>
-            <w:r>
-              <w:rPr>
-                <w:b w:val="0"/>
-                <w:i w:val="0"/>
-                <w:color w:val="64748B"/>
-                <w:sz w:val="14"/>
-              </w:rPr>
-              <w:t>Démographie</w:t>
-            </w:r>
-          </w:p>
-        </w:tc>
-        <w:tc>
-          <w:tcPr>
-            <w:tcW w:type="dxa" w:w="1531"/>
-          </w:tcPr>
-          <w:p>
-            <w:r>
-              <w:rPr>
-                <w:b/>
-                <w:i w:val="0"/>
-                <w:color w:val="16A34A"/>
-                <w:sz w:val="16"/>
-              </w:rPr>
-              <w:t>—</w:t>
-            </w:r>
-          </w:p>
-        </w:tc>
-        <w:tc>
-          <w:tcPr>
-            <w:tcW w:type="dxa" w:w="1191"/>
-          </w:tcPr>
-          <w:p>
-            <w:r>
-              <w:rPr>
-                <w:b w:val="0"/>
-                <w:i w:val="0"/>
-                <w:color w:val="64748B"/>
-                <w:sz w:val="16"/>
-              </w:rPr>
-              <w:t>GT-CQ</w:t>
-            </w:r>
-          </w:p>
-        </w:tc>
-        <w:tc>
-          <w:tcPr>
-            <w:tcW w:type="dxa" w:w="4706"/>
-          </w:tcPr>
-          <w:p>
-            <w:r>
-              <w:rPr>
-                <w:b w:val="0"/>
-                <w:i w:val="0"/>
-                <w:sz w:val="17"/>
-              </w:rPr>
-              <w:t>Prière de verifier l'information donnée par khady faye2 ou corriger au niveau de la section 1.</w:t>
-            </w:r>
-          </w:p>
-        </w:tc>
-      </w:tr>
-      <w:tr>
-        <w:tc>
-          <w:tcPr>
-            <w:tcW w:type="dxa" w:w="964"/>
-          </w:tcPr>
-          <w:p>
-            <w:r>
-              <w:rPr>
-                <w:b/>
-                <w:i w:val="0"/>
-                <w:color w:val="EA580C"/>
-                <w:sz w:val="16"/>
-              </w:rPr>
-              <w:t>Moyenne</w:t>
-            </w:r>
-          </w:p>
-        </w:tc>
-        <w:tc>
-          <w:tcPr>
-            <w:tcW w:type="dxa" w:w="1247"/>
-          </w:tcPr>
-          <w:p>
-            <w:r>
-              <w:rPr>
-                <w:b/>
-                <w:i w:val="0"/>
-                <w:sz w:val="16"/>
-              </w:rPr>
-              <w:t>S01</w:t>
-              <w:br/>
-            </w:r>
-            <w:r>
-              <w:rPr>
-                <w:b w:val="0"/>
-                <w:i w:val="0"/>
-                <w:color w:val="64748B"/>
-                <w:sz w:val="14"/>
-              </w:rPr>
-              <w:t>Démographie</w:t>
-            </w:r>
-          </w:p>
-        </w:tc>
-        <w:tc>
-          <w:tcPr>
-            <w:tcW w:type="dxa" w:w="1531"/>
-          </w:tcPr>
-          <w:p>
-            <w:r>
-              <w:rPr>
-                <w:b/>
-                <w:i w:val="0"/>
-                <w:color w:val="16A34A"/>
-                <w:sz w:val="16"/>
-              </w:rPr>
-              <w:t>—</w:t>
-            </w:r>
-          </w:p>
-        </w:tc>
-        <w:tc>
-          <w:tcPr>
-            <w:tcW w:type="dxa" w:w="1191"/>
-          </w:tcPr>
-          <w:p>
-            <w:r>
-              <w:rPr>
-                <w:b w:val="0"/>
-                <w:i w:val="0"/>
-                <w:color w:val="64748B"/>
-                <w:sz w:val="16"/>
-              </w:rPr>
-              <w:t>GT-CQ</w:t>
-            </w:r>
-          </w:p>
-        </w:tc>
-        <w:tc>
-          <w:tcPr>
-            <w:tcW w:type="dxa" w:w="4706"/>
-          </w:tcPr>
-          <w:p>
-            <w:r>
-              <w:rPr>
-                <w:b w:val="0"/>
-                <w:i w:val="0"/>
-                <w:sz w:val="17"/>
-              </w:rPr>
-              <w:t>Prière de verifier l'information donnée par mama khary faye ou corriger au niveau de la section 1.</w:t>
-            </w:r>
-          </w:p>
-        </w:tc>
-      </w:tr>
-      <w:tr>
-        <w:tc>
-          <w:tcPr>
-            <w:tcW w:type="dxa" w:w="964"/>
-          </w:tcPr>
-          <w:p>
-            <w:r>
-              <w:rPr>
-                <w:b/>
-                <w:i w:val="0"/>
-                <w:color w:val="EA580C"/>
-                <w:sz w:val="16"/>
-              </w:rPr>
-              <w:t>Moyenne</w:t>
-            </w:r>
-          </w:p>
-        </w:tc>
-        <w:tc>
-          <w:tcPr>
-            <w:tcW w:type="dxa" w:w="1247"/>
-          </w:tcPr>
-          <w:p>
-            <w:r>
-              <w:rPr>
-                <w:b/>
-                <w:i w:val="0"/>
-                <w:sz w:val="16"/>
-              </w:rPr>
-              <w:t>S01</w:t>
-              <w:br/>
-            </w:r>
-            <w:r>
-              <w:rPr>
-                <w:b w:val="0"/>
-                <w:i w:val="0"/>
-                <w:color w:val="64748B"/>
-                <w:sz w:val="14"/>
-              </w:rPr>
-              <w:t>Démographie</w:t>
-            </w:r>
-          </w:p>
-        </w:tc>
-        <w:tc>
-          <w:tcPr>
-            <w:tcW w:type="dxa" w:w="1531"/>
-          </w:tcPr>
-          <w:p>
-            <w:r>
-              <w:rPr>
-                <w:b/>
-                <w:i w:val="0"/>
-                <w:color w:val="16A34A"/>
-                <w:sz w:val="16"/>
-              </w:rPr>
-              <w:t>—</w:t>
-            </w:r>
-          </w:p>
-        </w:tc>
-        <w:tc>
-          <w:tcPr>
-            <w:tcW w:type="dxa" w:w="1191"/>
-          </w:tcPr>
-          <w:p>
-            <w:r>
-              <w:rPr>
-                <w:b w:val="0"/>
-                <w:i w:val="0"/>
-                <w:color w:val="64748B"/>
-                <w:sz w:val="16"/>
-              </w:rPr>
-              <w:t>GT-CQ</w:t>
-            </w:r>
-          </w:p>
-        </w:tc>
-        <w:tc>
-          <w:tcPr>
-            <w:tcW w:type="dxa" w:w="4706"/>
-          </w:tcPr>
-          <w:p>
-            <w:r>
-              <w:rPr>
-                <w:b w:val="0"/>
-                <w:i w:val="0"/>
-                <w:sz w:val="17"/>
-              </w:rPr>
-              <w:t>Prière de verifier l'information donnée par seynabou faye ou corriger au niveau de la section 1.</w:t>
-            </w:r>
-          </w:p>
-        </w:tc>
-      </w:tr>
-      <w:tr>
-        <w:tc>
-          <w:tcPr>
-            <w:tcW w:type="dxa" w:w="964"/>
-          </w:tcPr>
-          <w:p>
-            <w:r>
-              <w:rPr>
-                <w:b/>
-                <w:i w:val="0"/>
-                <w:color w:val="EA580C"/>
-                <w:sz w:val="16"/>
-              </w:rPr>
-              <w:t>Moyenne</w:t>
-            </w:r>
-          </w:p>
-        </w:tc>
-        <w:tc>
-          <w:tcPr>
-            <w:tcW w:type="dxa" w:w="1247"/>
-          </w:tcPr>
-          <w:p>
-            <w:r>
-              <w:rPr>
-                <w:b/>
-                <w:i w:val="0"/>
-                <w:sz w:val="16"/>
-              </w:rPr>
-              <w:t>S01</w:t>
-              <w:br/>
-            </w:r>
-            <w:r>
-              <w:rPr>
-                <w:b w:val="0"/>
-                <w:i w:val="0"/>
-                <w:color w:val="64748B"/>
-                <w:sz w:val="14"/>
-              </w:rPr>
-              <w:t>Démographie</w:t>
-            </w:r>
-          </w:p>
-        </w:tc>
-        <w:tc>
-          <w:tcPr>
-            <w:tcW w:type="dxa" w:w="1531"/>
-          </w:tcPr>
-          <w:p>
-            <w:r>
-              <w:rPr>
-                <w:b/>
-                <w:i w:val="0"/>
-                <w:color w:val="16A34A"/>
-                <w:sz w:val="16"/>
-              </w:rPr>
-              <w:t>s00q27, s01q03a, s01q03b, s01q03c, s01q00b</w:t>
-            </w:r>
-          </w:p>
-        </w:tc>
-        <w:tc>
-          <w:tcPr>
-            <w:tcW w:type="dxa" w:w="1191"/>
-          </w:tcPr>
-          <w:p>
-            <w:r>
-              <w:rPr>
-                <w:b w:val="0"/>
-                <w:i w:val="0"/>
-                <w:color w:val="64748B"/>
-                <w:sz w:val="16"/>
-              </w:rPr>
-              <w:t>GT-CQ</w:t>
-            </w:r>
-          </w:p>
-        </w:tc>
-        <w:tc>
-          <w:tcPr>
-            <w:tcW w:type="dxa" w:w="4706"/>
-          </w:tcPr>
-          <w:p>
-            <w:r>
-              <w:rPr>
-                <w:b w:val="0"/>
-                <w:i w:val="0"/>
-                <w:sz w:val="17"/>
-              </w:rPr>
-              <w:t>Les informations sur l'acte de naissance (ni Jours, ni mois et ni années) de  sala mbaye  manquent, s'il vous plait pouvez-vous fournir d'effort pour avoir ces informations.</w:t>
-            </w:r>
-          </w:p>
-        </w:tc>
-      </w:tr>
-      <w:tr>
-        <w:tc>
-          <w:tcPr>
-            <w:tcW w:type="dxa" w:w="964"/>
-          </w:tcPr>
-          <w:p>
-            <w:r>
-              <w:rPr>
-                <w:b/>
-                <w:i w:val="0"/>
-                <w:color w:val="EA580C"/>
-                <w:sz w:val="16"/>
-              </w:rPr>
-              <w:t>Moyenne</w:t>
-            </w:r>
-          </w:p>
-        </w:tc>
-        <w:tc>
-          <w:tcPr>
-            <w:tcW w:type="dxa" w:w="1247"/>
-          </w:tcPr>
-          <w:p>
-            <w:r>
-              <w:rPr>
-                <w:b/>
-                <w:i w:val="0"/>
-                <w:sz w:val="16"/>
-              </w:rPr>
-              <w:t>S02</w:t>
-              <w:br/>
-            </w:r>
-            <w:r>
-              <w:rPr>
-                <w:b w:val="0"/>
-                <w:i w:val="0"/>
-                <w:color w:val="64748B"/>
-                <w:sz w:val="14"/>
-              </w:rPr>
-              <w:t>Éducation</w:t>
-            </w:r>
-          </w:p>
-        </w:tc>
-        <w:tc>
-          <w:tcPr>
-            <w:tcW w:type="dxa" w:w="1531"/>
-          </w:tcPr>
-          <w:p>
-            <w:r>
-              <w:rPr>
-                <w:b/>
-                <w:i w:val="0"/>
-                <w:color w:val="16A34A"/>
-                <w:sz w:val="16"/>
-              </w:rPr>
-              <w:t>—</w:t>
-            </w:r>
-          </w:p>
-        </w:tc>
-        <w:tc>
-          <w:tcPr>
-            <w:tcW w:type="dxa" w:w="1191"/>
-          </w:tcPr>
-          <w:p>
-            <w:r>
-              <w:rPr>
-                <w:b w:val="0"/>
-                <w:i w:val="0"/>
-                <w:color w:val="64748B"/>
-                <w:sz w:val="16"/>
-              </w:rPr>
-              <w:t>GT-CQ</w:t>
-            </w:r>
-          </w:p>
-        </w:tc>
-        <w:tc>
-          <w:tcPr>
-            <w:tcW w:type="dxa" w:w="4706"/>
-          </w:tcPr>
-          <w:p>
-            <w:r>
-              <w:rPr>
-                <w:b w:val="0"/>
-                <w:i w:val="0"/>
-                <w:sz w:val="17"/>
-              </w:rPr>
-              <w:t>veuillez, s'il vous plait, confirmer les frais de scolarité ( 1000 FCFA) payée de mohamet diaw avec le QG ou apporter les corrections nécessaires.</w:t>
-            </w:r>
-          </w:p>
-        </w:tc>
-      </w:tr>
-      <w:tr>
-        <w:tc>
-          <w:tcPr>
-            <w:tcW w:type="dxa" w:w="964"/>
-          </w:tcPr>
-          <w:p>
-            <w:r>
-              <w:rPr>
-                <w:b/>
-                <w:i w:val="0"/>
-                <w:color w:val="EA580C"/>
-                <w:sz w:val="16"/>
-              </w:rPr>
-              <w:t>Moyenne</w:t>
-            </w:r>
-          </w:p>
-        </w:tc>
-        <w:tc>
-          <w:tcPr>
-            <w:tcW w:type="dxa" w:w="1247"/>
-          </w:tcPr>
-          <w:p>
-            <w:r>
-              <w:rPr>
-                <w:b/>
-                <w:i w:val="0"/>
-                <w:sz w:val="16"/>
-              </w:rPr>
-              <w:t>S02</w:t>
-              <w:br/>
-            </w:r>
-            <w:r>
-              <w:rPr>
-                <w:b w:val="0"/>
-                <w:i w:val="0"/>
-                <w:color w:val="64748B"/>
-                <w:sz w:val="14"/>
-              </w:rPr>
-              <w:t>Éducation</w:t>
-            </w:r>
-          </w:p>
-        </w:tc>
-        <w:tc>
-          <w:tcPr>
-            <w:tcW w:type="dxa" w:w="1531"/>
-          </w:tcPr>
-          <w:p>
-            <w:r>
-              <w:rPr>
-                <w:b/>
-                <w:i w:val="0"/>
-                <w:color w:val="16A34A"/>
-                <w:sz w:val="16"/>
-              </w:rPr>
-              <w:t>s01q63, s00q04, s02q25, s01q00b, s02q17_2, s02q15_2</w:t>
-            </w:r>
-          </w:p>
-        </w:tc>
-        <w:tc>
-          <w:tcPr>
-            <w:tcW w:type="dxa" w:w="1191"/>
-          </w:tcPr>
-          <w:p>
-            <w:r>
-              <w:rPr>
-                <w:b w:val="0"/>
-                <w:i w:val="0"/>
-                <w:color w:val="64748B"/>
-                <w:sz w:val="16"/>
-              </w:rPr>
-              <w:t>GT-CQ</w:t>
-            </w:r>
-          </w:p>
-        </w:tc>
-        <w:tc>
-          <w:tcPr>
-            <w:tcW w:type="dxa" w:w="4706"/>
-          </w:tcPr>
-          <w:p>
-            <w:r>
-              <w:rPr>
-                <w:b w:val="0"/>
-                <w:i w:val="0"/>
-                <w:sz w:val="17"/>
-              </w:rPr>
-              <w:t>Dans les milieux urbains c'est peu probable de voir une école dont les élèves ou étudiants ne dépensent pas en frais d'uniformes, prière de verifier pour mohamet diaw qui fréquente 2ème année de Primaire et corriger ou confirmer avec le QG.</w:t>
-            </w:r>
-          </w:p>
-        </w:tc>
-      </w:tr>
-      <w:tr>
-        <w:tc>
-          <w:tcPr>
-            <w:tcW w:type="dxa" w:w="964"/>
-          </w:tcPr>
-          <w:p>
-            <w:r>
-              <w:rPr>
-                <w:b/>
-                <w:i w:val="0"/>
-                <w:color w:val="EA580C"/>
-                <w:sz w:val="16"/>
-              </w:rPr>
-              <w:t>Moyenne</w:t>
-            </w:r>
-          </w:p>
-        </w:tc>
-        <w:tc>
-          <w:tcPr>
-            <w:tcW w:type="dxa" w:w="1247"/>
-          </w:tcPr>
-          <w:p>
-            <w:r>
-              <w:rPr>
-                <w:b/>
-                <w:i w:val="0"/>
-                <w:sz w:val="16"/>
-              </w:rPr>
-              <w:t>S02</w:t>
-              <w:br/>
-            </w:r>
-            <w:r>
-              <w:rPr>
-                <w:b w:val="0"/>
-                <w:i w:val="0"/>
-                <w:color w:val="64748B"/>
-                <w:sz w:val="14"/>
-              </w:rPr>
-              <w:t>Éducation</w:t>
-            </w:r>
-          </w:p>
-        </w:tc>
-        <w:tc>
-          <w:tcPr>
-            <w:tcW w:type="dxa" w:w="1531"/>
-          </w:tcPr>
-          <w:p>
-            <w:r>
-              <w:rPr>
-                <w:b/>
-                <w:i w:val="0"/>
-                <w:color w:val="16A34A"/>
-                <w:sz w:val="16"/>
-              </w:rPr>
-              <w:t>—</w:t>
-            </w:r>
-          </w:p>
-        </w:tc>
-        <w:tc>
-          <w:tcPr>
-            <w:tcW w:type="dxa" w:w="1191"/>
-          </w:tcPr>
-          <w:p>
-            <w:r>
-              <w:rPr>
-                <w:b w:val="0"/>
-                <w:i w:val="0"/>
-                <w:color w:val="64748B"/>
-                <w:sz w:val="16"/>
-              </w:rPr>
-              <w:t>GT-CQ</w:t>
-            </w:r>
-          </w:p>
-        </w:tc>
-        <w:tc>
-          <w:tcPr>
-            <w:tcW w:type="dxa" w:w="4706"/>
-          </w:tcPr>
-          <w:p>
-            <w:r>
-              <w:rPr>
-                <w:b w:val="0"/>
-                <w:i w:val="0"/>
-                <w:sz w:val="17"/>
-              </w:rPr>
-              <w:t>veuillez, s'il vous plait, confirmer les frais de scolarité ( 2000 FCFA) payée de diarra diaw avec le QG ou apporter les corrections nécessaires.</w:t>
-            </w:r>
-          </w:p>
-        </w:tc>
-      </w:tr>
-      <w:tr>
-        <w:tc>
-          <w:tcPr>
-            <w:tcW w:type="dxa" w:w="964"/>
-          </w:tcPr>
-          <w:p>
-            <w:r>
-              <w:rPr>
-                <w:b/>
-                <w:i w:val="0"/>
-                <w:color w:val="EA580C"/>
-                <w:sz w:val="16"/>
-              </w:rPr>
-              <w:t>Moyenne</w:t>
-            </w:r>
-          </w:p>
-        </w:tc>
-        <w:tc>
-          <w:tcPr>
-            <w:tcW w:type="dxa" w:w="1247"/>
-          </w:tcPr>
-          <w:p>
-            <w:r>
-              <w:rPr>
-                <w:b/>
-                <w:i w:val="0"/>
-                <w:sz w:val="16"/>
-              </w:rPr>
-              <w:t>S02</w:t>
-              <w:br/>
-            </w:r>
-            <w:r>
-              <w:rPr>
-                <w:b w:val="0"/>
-                <w:i w:val="0"/>
-                <w:color w:val="64748B"/>
-                <w:sz w:val="14"/>
-              </w:rPr>
-              <w:t>Éducation</w:t>
-            </w:r>
-          </w:p>
-        </w:tc>
-        <w:tc>
-          <w:tcPr>
-            <w:tcW w:type="dxa" w:w="1531"/>
-          </w:tcPr>
-          <w:p>
-            <w:r>
-              <w:rPr>
-                <w:b/>
-                <w:i w:val="0"/>
-                <w:color w:val="16A34A"/>
-                <w:sz w:val="16"/>
-              </w:rPr>
-              <w:t>s01q47__7, s02q24, s01q00b, s02q17_2, s02q15_2</w:t>
-            </w:r>
-          </w:p>
-        </w:tc>
-        <w:tc>
-          <w:tcPr>
-            <w:tcW w:type="dxa" w:w="1191"/>
-          </w:tcPr>
-          <w:p>
-            <w:r>
-              <w:rPr>
-                <w:b w:val="0"/>
-                <w:i w:val="0"/>
-                <w:color w:val="64748B"/>
-                <w:sz w:val="16"/>
-              </w:rPr>
-              <w:t>GT-CQ</w:t>
-            </w:r>
-          </w:p>
-        </w:tc>
-        <w:tc>
-          <w:tcPr>
-            <w:tcW w:type="dxa" w:w="4706"/>
-          </w:tcPr>
-          <w:p>
-            <w:r>
-              <w:rPr>
-                <w:b w:val="0"/>
-                <w:i w:val="0"/>
-                <w:sz w:val="17"/>
-              </w:rPr>
-              <w:t>Le montant des frais pour les cahiers et autres matériels scolaires pour l'année scolaire de diarra diaw qui fréquente 6ème année de Primaire  est de 0 FCFA, diarra diaw a fait comment pour payer ces cahiers et autres matériels scolaires (SAC, stylo, craie, ardoise, crayon...) ? prière de corriger.</w:t>
-            </w:r>
-          </w:p>
-        </w:tc>
-      </w:tr>
-      <w:tr>
-        <w:tc>
-          <w:tcPr>
-            <w:tcW w:type="dxa" w:w="964"/>
-          </w:tcPr>
-          <w:p>
-            <w:r>
-              <w:rPr>
-                <w:b/>
-                <w:i w:val="0"/>
-                <w:color w:val="EA580C"/>
-                <w:sz w:val="16"/>
-              </w:rPr>
-              <w:t>Moyenne</w:t>
-            </w:r>
-          </w:p>
-        </w:tc>
-        <w:tc>
-          <w:tcPr>
-            <w:tcW w:type="dxa" w:w="1247"/>
-          </w:tcPr>
-          <w:p>
-            <w:r>
-              <w:rPr>
-                <w:b/>
-                <w:i w:val="0"/>
-                <w:sz w:val="16"/>
-              </w:rPr>
-              <w:t>S02</w:t>
-              <w:br/>
-            </w:r>
-            <w:r>
-              <w:rPr>
-                <w:b w:val="0"/>
-                <w:i w:val="0"/>
-                <w:color w:val="64748B"/>
-                <w:sz w:val="14"/>
-              </w:rPr>
-              <w:t>Éducation</w:t>
-            </w:r>
-          </w:p>
-        </w:tc>
-        <w:tc>
-          <w:tcPr>
-            <w:tcW w:type="dxa" w:w="1531"/>
-          </w:tcPr>
-          <w:p>
-            <w:r>
-              <w:rPr>
-                <w:b/>
-                <w:i w:val="0"/>
-                <w:color w:val="16A34A"/>
-                <w:sz w:val="16"/>
-              </w:rPr>
-              <w:t>s01q63, s00q04, s02q25, s01q00b, s02q17_2, s02q15_2</w:t>
-            </w:r>
-          </w:p>
-        </w:tc>
-        <w:tc>
-          <w:tcPr>
-            <w:tcW w:type="dxa" w:w="1191"/>
-          </w:tcPr>
-          <w:p>
-            <w:r>
-              <w:rPr>
-                <w:b w:val="0"/>
-                <w:i w:val="0"/>
-                <w:color w:val="64748B"/>
-                <w:sz w:val="16"/>
-              </w:rPr>
-              <w:t>GT-CQ</w:t>
-            </w:r>
-          </w:p>
-        </w:tc>
-        <w:tc>
-          <w:tcPr>
-            <w:tcW w:type="dxa" w:w="4706"/>
-          </w:tcPr>
-          <w:p>
-            <w:r>
-              <w:rPr>
-                <w:b w:val="0"/>
-                <w:i w:val="0"/>
-                <w:sz w:val="17"/>
-              </w:rPr>
-              <w:t>Dans les milieux urbains c'est peu probable de voir une école dont les élèves ou étudiants ne dépensent pas en frais d'uniformes, prière de verifier pour diarra diaw qui fréquente 6ème année de Primaire et corriger ou confirmer avec le QG.</w:t>
-            </w:r>
-          </w:p>
-        </w:tc>
-      </w:tr>
-      <w:tr>
-        <w:tc>
-          <w:tcPr>
-            <w:tcW w:type="dxa" w:w="964"/>
-          </w:tcPr>
-          <w:p>
-            <w:r>
-              <w:rPr>
-                <w:b/>
-                <w:i w:val="0"/>
-                <w:color w:val="EA580C"/>
-                <w:sz w:val="16"/>
-              </w:rPr>
-              <w:t>Moyenne</w:t>
-            </w:r>
-          </w:p>
-        </w:tc>
-        <w:tc>
-          <w:tcPr>
-            <w:tcW w:type="dxa" w:w="1247"/>
-          </w:tcPr>
-          <w:p>
-            <w:r>
-              <w:rPr>
-                <w:b/>
-                <w:i w:val="0"/>
-                <w:sz w:val="16"/>
-              </w:rPr>
-              <w:t>S02</w:t>
-              <w:br/>
-            </w:r>
-            <w:r>
-              <w:rPr>
-                <w:b w:val="0"/>
-                <w:i w:val="0"/>
-                <w:color w:val="64748B"/>
-                <w:sz w:val="14"/>
-              </w:rPr>
-              <w:t>Éducation</w:t>
-            </w:r>
-          </w:p>
-        </w:tc>
-        <w:tc>
-          <w:tcPr>
-            <w:tcW w:type="dxa" w:w="1531"/>
-          </w:tcPr>
-          <w:p>
-            <w:r>
-              <w:rPr>
-                <w:b/>
-                <w:i w:val="0"/>
-                <w:color w:val="16A34A"/>
-                <w:sz w:val="16"/>
-              </w:rPr>
-              <w:t>—</w:t>
-            </w:r>
-          </w:p>
-        </w:tc>
-        <w:tc>
-          <w:tcPr>
-            <w:tcW w:type="dxa" w:w="1191"/>
-          </w:tcPr>
-          <w:p>
-            <w:r>
-              <w:rPr>
-                <w:b w:val="0"/>
-                <w:i w:val="0"/>
-                <w:color w:val="64748B"/>
-                <w:sz w:val="16"/>
-              </w:rPr>
-              <w:t>GT-CQ</w:t>
-            </w:r>
-          </w:p>
-        </w:tc>
-        <w:tc>
-          <w:tcPr>
-            <w:tcW w:type="dxa" w:w="4706"/>
-          </w:tcPr>
-          <w:p>
-            <w:r>
-              <w:rPr>
-                <w:b w:val="0"/>
-                <w:i w:val="0"/>
-                <w:sz w:val="17"/>
-              </w:rPr>
-              <w:t>veuillez, s'il vous plait, confirmer les frais de scolarité ( 2000 FCFA) payée de ibra faye avec le QG ou apporter les corrections nécessaires.</w:t>
-            </w:r>
-          </w:p>
-        </w:tc>
-      </w:tr>
-      <w:tr>
-        <w:tc>
-          <w:tcPr>
-            <w:tcW w:type="dxa" w:w="964"/>
-          </w:tcPr>
-          <w:p>
-            <w:r>
-              <w:rPr>
-                <w:b/>
-                <w:i w:val="0"/>
-                <w:color w:val="EA580C"/>
-                <w:sz w:val="16"/>
-              </w:rPr>
-              <w:t>Moyenne</w:t>
-            </w:r>
-          </w:p>
-        </w:tc>
-        <w:tc>
-          <w:tcPr>
-            <w:tcW w:type="dxa" w:w="1247"/>
-          </w:tcPr>
-          <w:p>
-            <w:r>
-              <w:rPr>
-                <w:b/>
-                <w:i w:val="0"/>
-                <w:sz w:val="16"/>
-              </w:rPr>
-              <w:t>S02</w:t>
-              <w:br/>
-            </w:r>
-            <w:r>
-              <w:rPr>
-                <w:b w:val="0"/>
-                <w:i w:val="0"/>
-                <w:color w:val="64748B"/>
-                <w:sz w:val="14"/>
-              </w:rPr>
-              <w:t>Éducation</w:t>
-            </w:r>
-          </w:p>
-        </w:tc>
-        <w:tc>
-          <w:tcPr>
-            <w:tcW w:type="dxa" w:w="1531"/>
-          </w:tcPr>
-          <w:p>
-            <w:r>
-              <w:rPr>
-                <w:b/>
-                <w:i w:val="0"/>
-                <w:color w:val="16A34A"/>
-                <w:sz w:val="16"/>
-              </w:rPr>
-              <w:t>s01q63, s00q04, s02q25, s01q00b, s02q17_2, s02q15_2</w:t>
-            </w:r>
-          </w:p>
-        </w:tc>
-        <w:tc>
-          <w:tcPr>
-            <w:tcW w:type="dxa" w:w="1191"/>
-          </w:tcPr>
-          <w:p>
-            <w:r>
-              <w:rPr>
-                <w:b w:val="0"/>
-                <w:i w:val="0"/>
-                <w:color w:val="64748B"/>
-                <w:sz w:val="16"/>
-              </w:rPr>
-              <w:t>GT-CQ</w:t>
-            </w:r>
-          </w:p>
-        </w:tc>
-        <w:tc>
-          <w:tcPr>
-            <w:tcW w:type="dxa" w:w="4706"/>
-          </w:tcPr>
-          <w:p>
-            <w:r>
-              <w:rPr>
-                <w:b w:val="0"/>
-                <w:i w:val="0"/>
-                <w:sz w:val="17"/>
-              </w:rPr>
-              <w:t>Dans les milieux urbains c'est peu probable de voir une école dont les élèves ou étudiants ne dépensent pas en frais d'uniformes, prière de verifier pour ibra faye qui fréquente 4ème année de Primaire et corriger ou confirmer avec le QG.</w:t>
-            </w:r>
-          </w:p>
-        </w:tc>
-      </w:tr>
-      <w:tr>
-        <w:tc>
-          <w:tcPr>
-            <w:tcW w:type="dxa" w:w="964"/>
-          </w:tcPr>
-          <w:p>
-            <w:r>
-              <w:rPr>
-                <w:b/>
-                <w:i w:val="0"/>
-                <w:color w:val="EA580C"/>
-                <w:sz w:val="16"/>
-              </w:rPr>
-              <w:t>Moyenne</w:t>
-            </w:r>
-          </w:p>
-        </w:tc>
-        <w:tc>
-          <w:tcPr>
-            <w:tcW w:type="dxa" w:w="1247"/>
-          </w:tcPr>
-          <w:p>
-            <w:r>
-              <w:rPr>
-                <w:b/>
-                <w:i w:val="0"/>
-                <w:sz w:val="16"/>
-              </w:rPr>
-              <w:t>S02</w:t>
-              <w:br/>
-            </w:r>
-            <w:r>
-              <w:rPr>
-                <w:b w:val="0"/>
-                <w:i w:val="0"/>
-                <w:color w:val="64748B"/>
-                <w:sz w:val="14"/>
-              </w:rPr>
-              <w:t>Éducation</w:t>
-            </w:r>
-          </w:p>
-        </w:tc>
-        <w:tc>
-          <w:tcPr>
-            <w:tcW w:type="dxa" w:w="1531"/>
-          </w:tcPr>
-          <w:p>
-            <w:r>
-              <w:rPr>
-                <w:b/>
-                <w:i w:val="0"/>
-                <w:color w:val="16A34A"/>
-                <w:sz w:val="16"/>
-              </w:rPr>
-              <w:t>—</w:t>
-            </w:r>
-          </w:p>
-        </w:tc>
-        <w:tc>
-          <w:tcPr>
-            <w:tcW w:type="dxa" w:w="1191"/>
-          </w:tcPr>
-          <w:p>
-            <w:r>
-              <w:rPr>
-                <w:b w:val="0"/>
-                <w:i w:val="0"/>
-                <w:color w:val="64748B"/>
-                <w:sz w:val="16"/>
-              </w:rPr>
-              <w:t>GT-CQ</w:t>
-            </w:r>
-          </w:p>
-        </w:tc>
-        <w:tc>
-          <w:tcPr>
-            <w:tcW w:type="dxa" w:w="4706"/>
-          </w:tcPr>
-          <w:p>
-            <w:r>
-              <w:rPr>
-                <w:b w:val="0"/>
-                <w:i w:val="0"/>
-                <w:sz w:val="17"/>
-              </w:rPr>
-              <w:t>veuillez, s'il vous plait, confirmer les frais de scolarité ( 24000 FCFA) payée de mama khary faye avec le QG ou apporter les corrections nécessaires.</w:t>
-            </w:r>
-          </w:p>
-        </w:tc>
-      </w:tr>
-      <w:tr>
-        <w:tc>
-          <w:tcPr>
-            <w:tcW w:type="dxa" w:w="964"/>
-          </w:tcPr>
-          <w:p>
-            <w:r>
-              <w:rPr>
-                <w:b/>
-                <w:i w:val="0"/>
-                <w:color w:val="EA580C"/>
-                <w:sz w:val="16"/>
-              </w:rPr>
-              <w:t>Moyenne</w:t>
-            </w:r>
-          </w:p>
-        </w:tc>
-        <w:tc>
-          <w:tcPr>
-            <w:tcW w:type="dxa" w:w="1247"/>
-          </w:tcPr>
-          <w:p>
-            <w:r>
-              <w:rPr>
-                <w:b/>
-                <w:i w:val="0"/>
-                <w:sz w:val="16"/>
-              </w:rPr>
-              <w:t>S02</w:t>
-              <w:br/>
-            </w:r>
-            <w:r>
-              <w:rPr>
-                <w:b w:val="0"/>
-                <w:i w:val="0"/>
-                <w:color w:val="64748B"/>
-                <w:sz w:val="14"/>
-              </w:rPr>
-              <w:t>Éducation</w:t>
-            </w:r>
-          </w:p>
-        </w:tc>
-        <w:tc>
-          <w:tcPr>
-            <w:tcW w:type="dxa" w:w="1531"/>
-          </w:tcPr>
-          <w:p>
-            <w:r>
-              <w:rPr>
-                <w:b/>
-                <w:i w:val="0"/>
-                <w:color w:val="16A34A"/>
-                <w:sz w:val="16"/>
-              </w:rPr>
-              <w:t>s01q63, s00q04, s02q25, s01q00b, s02q17_2, s02q15_2</w:t>
-            </w:r>
-          </w:p>
-        </w:tc>
-        <w:tc>
-          <w:tcPr>
-            <w:tcW w:type="dxa" w:w="1191"/>
-          </w:tcPr>
-          <w:p>
-            <w:r>
-              <w:rPr>
-                <w:b w:val="0"/>
-                <w:i w:val="0"/>
-                <w:color w:val="64748B"/>
-                <w:sz w:val="16"/>
-              </w:rPr>
-              <w:t>GT-CQ</w:t>
-            </w:r>
-          </w:p>
-        </w:tc>
-        <w:tc>
-          <w:tcPr>
-            <w:tcW w:type="dxa" w:w="4706"/>
-          </w:tcPr>
-          <w:p>
-            <w:r>
-              <w:rPr>
-                <w:b w:val="0"/>
-                <w:i w:val="0"/>
-                <w:sz w:val="17"/>
-              </w:rPr>
-              <w:t>Dans les milieux urbains c'est peu probable de voir une école dont les élèves ou étudiants ne dépensent pas en frais d'uniformes, prière de verifier pour mama khary faye qui fréquente 2ème année de Maternelle et corriger ou confirmer avec le QG.</w:t>
-            </w:r>
-          </w:p>
-        </w:tc>
-      </w:tr>
-      <w:tr>
-        <w:tc>
-          <w:tcPr>
-            <w:tcW w:type="dxa" w:w="964"/>
-          </w:tcPr>
-          <w:p>
-            <w:r>
-              <w:rPr>
-                <w:b/>
-                <w:i w:val="0"/>
-                <w:color w:val="EA580C"/>
-                <w:sz w:val="16"/>
-              </w:rPr>
-              <w:t>Moyenne</w:t>
-            </w:r>
-          </w:p>
-        </w:tc>
-        <w:tc>
-          <w:tcPr>
-            <w:tcW w:type="dxa" w:w="1247"/>
-          </w:tcPr>
-          <w:p>
-            <w:r>
-              <w:rPr>
-                <w:b/>
-                <w:i w:val="0"/>
-                <w:sz w:val="16"/>
-              </w:rPr>
-              <w:t>S02</w:t>
-              <w:br/>
-            </w:r>
-            <w:r>
-              <w:rPr>
-                <w:b w:val="0"/>
-                <w:i w:val="0"/>
-                <w:color w:val="64748B"/>
-                <w:sz w:val="14"/>
-              </w:rPr>
-              <w:t>Éducation</w:t>
-            </w:r>
-          </w:p>
-        </w:tc>
-        <w:tc>
-          <w:tcPr>
-            <w:tcW w:type="dxa" w:w="1531"/>
-          </w:tcPr>
-          <w:p>
-            <w:r>
-              <w:rPr>
-                <w:b/>
-                <w:i w:val="0"/>
-                <w:color w:val="16A34A"/>
-                <w:sz w:val="16"/>
-              </w:rPr>
-              <w:t>—</w:t>
-            </w:r>
-          </w:p>
-        </w:tc>
-        <w:tc>
-          <w:tcPr>
-            <w:tcW w:type="dxa" w:w="1191"/>
-          </w:tcPr>
-          <w:p>
-            <w:r>
-              <w:rPr>
-                <w:b w:val="0"/>
-                <w:i w:val="0"/>
-                <w:color w:val="64748B"/>
-                <w:sz w:val="16"/>
-              </w:rPr>
-              <w:t>GT-CQ</w:t>
-            </w:r>
-          </w:p>
-        </w:tc>
-        <w:tc>
-          <w:tcPr>
-            <w:tcW w:type="dxa" w:w="4706"/>
-          </w:tcPr>
-          <w:p>
-            <w:r>
-              <w:rPr>
-                <w:b w:val="0"/>
-                <w:i w:val="0"/>
-                <w:sz w:val="17"/>
-              </w:rPr>
-              <w:t>veuillez, s'il vous plait, confirmer les frais de scolarité ( 24000 FCFA) payée de mohamadou diaw avec le QG ou apporter les corrections nécessaires.</w:t>
-            </w:r>
-          </w:p>
-        </w:tc>
-      </w:tr>
-      <w:tr>
-        <w:tc>
-          <w:tcPr>
-            <w:tcW w:type="dxa" w:w="964"/>
-          </w:tcPr>
-          <w:p>
-            <w:r>
-              <w:rPr>
-                <w:b/>
-                <w:i w:val="0"/>
-                <w:color w:val="EA580C"/>
-                <w:sz w:val="16"/>
-              </w:rPr>
-              <w:t>Moyenne</w:t>
-            </w:r>
-          </w:p>
-        </w:tc>
-        <w:tc>
-          <w:tcPr>
-            <w:tcW w:type="dxa" w:w="1247"/>
-          </w:tcPr>
-          <w:p>
-            <w:r>
-              <w:rPr>
-                <w:b/>
-                <w:i w:val="0"/>
-                <w:sz w:val="16"/>
-              </w:rPr>
-              <w:t>S02</w:t>
-              <w:br/>
-            </w:r>
-            <w:r>
-              <w:rPr>
-                <w:b w:val="0"/>
-                <w:i w:val="0"/>
-                <w:color w:val="64748B"/>
-                <w:sz w:val="14"/>
-              </w:rPr>
-              <w:t>Éducation</w:t>
-            </w:r>
-          </w:p>
-        </w:tc>
-        <w:tc>
-          <w:tcPr>
-            <w:tcW w:type="dxa" w:w="1531"/>
-          </w:tcPr>
-          <w:p>
-            <w:r>
-              <w:rPr>
-                <w:b/>
-                <w:i w:val="0"/>
-                <w:color w:val="16A34A"/>
-                <w:sz w:val="16"/>
-              </w:rPr>
-              <w:t>s01q47__7, s02q24, s01q00b, s02q17_2, s02q15_2</w:t>
-            </w:r>
-          </w:p>
-        </w:tc>
-        <w:tc>
-          <w:tcPr>
-            <w:tcW w:type="dxa" w:w="1191"/>
-          </w:tcPr>
-          <w:p>
-            <w:r>
-              <w:rPr>
-                <w:b w:val="0"/>
-                <w:i w:val="0"/>
-                <w:color w:val="64748B"/>
-                <w:sz w:val="16"/>
-              </w:rPr>
-              <w:t>GT-CQ</w:t>
-            </w:r>
-          </w:p>
-        </w:tc>
-        <w:tc>
-          <w:tcPr>
-            <w:tcW w:type="dxa" w:w="4706"/>
-          </w:tcPr>
-          <w:p>
-            <w:r>
-              <w:rPr>
-                <w:b w:val="0"/>
-                <w:i w:val="0"/>
-                <w:sz w:val="17"/>
-              </w:rPr>
               <w:t>Le montant des frais pour les cahiers et autres matériels scolaires pour l'année scolaire de mohamadou diaw qui fréquente 1ére année de Maternelle  est de 0 FCFA, mohamadou diaw a fait comment pour payer ces cahiers et autres matériels scolaires (SAC, stylo, craie, ardoise, crayon...) ? prière de corriger.</w:t>
-            </w:r>
-          </w:p>
-        </w:tc>
-      </w:tr>
-      <w:tr>
-        <w:tc>
-          <w:tcPr>
-            <w:tcW w:type="dxa" w:w="964"/>
-          </w:tcPr>
-          <w:p>
-            <w:r>
-              <w:rPr>
-                <w:b/>
-                <w:i w:val="0"/>
-                <w:color w:val="EA580C"/>
-                <w:sz w:val="16"/>
-              </w:rPr>
-              <w:t>Moyenne</w:t>
-            </w:r>
-          </w:p>
-        </w:tc>
-        <w:tc>
-          <w:tcPr>
-            <w:tcW w:type="dxa" w:w="1247"/>
-          </w:tcPr>
-          <w:p>
-            <w:r>
-              <w:rPr>
-                <w:b/>
-                <w:i w:val="0"/>
-                <w:sz w:val="16"/>
-              </w:rPr>
-              <w:t>S02</w:t>
-              <w:br/>
-            </w:r>
-            <w:r>
-              <w:rPr>
-                <w:b w:val="0"/>
-                <w:i w:val="0"/>
-                <w:color w:val="64748B"/>
-                <w:sz w:val="14"/>
-              </w:rPr>
-              <w:t>Éducation</w:t>
-            </w:r>
-          </w:p>
-        </w:tc>
-        <w:tc>
-          <w:tcPr>
-            <w:tcW w:type="dxa" w:w="1531"/>
-          </w:tcPr>
-          <w:p>
-            <w:r>
-              <w:rPr>
-                <w:b/>
-                <w:i w:val="0"/>
-                <w:color w:val="16A34A"/>
-                <w:sz w:val="16"/>
-              </w:rPr>
-              <w:t>—</w:t>
-            </w:r>
-          </w:p>
-        </w:tc>
-        <w:tc>
-          <w:tcPr>
-            <w:tcW w:type="dxa" w:w="1191"/>
-          </w:tcPr>
-          <w:p>
-            <w:r>
-              <w:rPr>
-                <w:b w:val="0"/>
-                <w:i w:val="0"/>
-                <w:color w:val="64748B"/>
-                <w:sz w:val="16"/>
-              </w:rPr>
-              <w:t>GT-CQ</w:t>
-            </w:r>
-          </w:p>
-        </w:tc>
-        <w:tc>
-          <w:tcPr>
-            <w:tcW w:type="dxa" w:w="4706"/>
-          </w:tcPr>
-          <w:p>
-            <w:r>
-              <w:rPr>
-                <w:b w:val="0"/>
-                <w:i w:val="0"/>
-                <w:sz w:val="17"/>
-              </w:rPr>
-              <w:t>veuillez, s'il vous plait, confirmer les frais de scolarité ( 5000 FCFA) payée de amy faye avec le QG ou apporter les corrections nécessaires.</w:t>
-            </w:r>
-          </w:p>
-        </w:tc>
-      </w:tr>
-      <w:tr>
-        <w:tc>
-          <w:tcPr>
-            <w:tcW w:type="dxa" w:w="964"/>
-          </w:tcPr>
-          <w:p>
-            <w:r>
-              <w:rPr>
-                <w:b/>
-                <w:i w:val="0"/>
-                <w:color w:val="EA580C"/>
-                <w:sz w:val="16"/>
-              </w:rPr>
-              <w:t>Moyenne</w:t>
-            </w:r>
-          </w:p>
-        </w:tc>
-        <w:tc>
-          <w:tcPr>
-            <w:tcW w:type="dxa" w:w="1247"/>
-          </w:tcPr>
-          <w:p>
-            <w:r>
-              <w:rPr>
-                <w:b/>
-                <w:i w:val="0"/>
-                <w:sz w:val="16"/>
-              </w:rPr>
-              <w:t>S02</w:t>
-              <w:br/>
-            </w:r>
-            <w:r>
-              <w:rPr>
-                <w:b w:val="0"/>
-                <w:i w:val="0"/>
-                <w:color w:val="64748B"/>
-                <w:sz w:val="14"/>
-              </w:rPr>
-              <w:t>Éducation</w:t>
-            </w:r>
-          </w:p>
-        </w:tc>
-        <w:tc>
-          <w:tcPr>
-            <w:tcW w:type="dxa" w:w="1531"/>
-          </w:tcPr>
-          <w:p>
-            <w:r>
-              <w:rPr>
-                <w:b/>
-                <w:i w:val="0"/>
-                <w:color w:val="16A34A"/>
-                <w:sz w:val="16"/>
-              </w:rPr>
-              <w:t>s01q63, s00q04, s02q25, s01q00b, s02q17_2, s02q15_2</w:t>
-            </w:r>
-          </w:p>
-        </w:tc>
-        <w:tc>
-          <w:tcPr>
-            <w:tcW w:type="dxa" w:w="1191"/>
-          </w:tcPr>
-          <w:p>
-            <w:r>
-              <w:rPr>
-                <w:b w:val="0"/>
-                <w:i w:val="0"/>
-                <w:color w:val="64748B"/>
-                <w:sz w:val="16"/>
-              </w:rPr>
-              <w:t>GT-CQ</w:t>
-            </w:r>
-          </w:p>
-        </w:tc>
-        <w:tc>
-          <w:tcPr>
-            <w:tcW w:type="dxa" w:w="4706"/>
-          </w:tcPr>
-          <w:p>
-            <w:r>
-              <w:rPr>
-                <w:b w:val="0"/>
-                <w:i w:val="0"/>
-                <w:sz w:val="17"/>
-              </w:rPr>
-              <w:t>Dans les milieux urbains c'est peu probable de voir une école dont les élèves ou étudiants ne dépensent pas en frais d'uniformes, prière de verifier pour amy faye qui fréquente 3ème année de Secondaire 1 (Moyen) Général et corriger ou confirmer avec le QG.</w:t>
-            </w:r>
-          </w:p>
-        </w:tc>
-      </w:tr>
-      <w:tr>
-        <w:tc>
-          <w:tcPr>
-            <w:tcW w:type="dxa" w:w="964"/>
-          </w:tcPr>
-          <w:p>
-            <w:r>
-              <w:rPr>
-                <w:b/>
-                <w:i w:val="0"/>
-                <w:color w:val="EA580C"/>
-                <w:sz w:val="16"/>
-              </w:rPr>
-              <w:t>Moyenne</w:t>
-            </w:r>
-          </w:p>
-        </w:tc>
-        <w:tc>
-          <w:tcPr>
-            <w:tcW w:type="dxa" w:w="1247"/>
-          </w:tcPr>
-          <w:p>
-            <w:r>
-              <w:rPr>
-                <w:b/>
-                <w:i w:val="0"/>
-                <w:sz w:val="16"/>
-              </w:rPr>
-              <w:t>S02</w:t>
-              <w:br/>
-            </w:r>
-            <w:r>
-              <w:rPr>
-                <w:b w:val="0"/>
-                <w:i w:val="0"/>
-                <w:color w:val="64748B"/>
-                <w:sz w:val="14"/>
-              </w:rPr>
-              <w:t>Éducation</w:t>
-            </w:r>
-          </w:p>
-        </w:tc>
-        <w:tc>
-          <w:tcPr>
-            <w:tcW w:type="dxa" w:w="1531"/>
-          </w:tcPr>
-          <w:p>
-            <w:r>
-              <w:rPr>
-                <w:b/>
-                <w:i w:val="0"/>
-                <w:color w:val="16A34A"/>
-                <w:sz w:val="16"/>
-              </w:rPr>
-              <w:t>—</w:t>
-            </w:r>
-          </w:p>
-        </w:tc>
-        <w:tc>
-          <w:tcPr>
-            <w:tcW w:type="dxa" w:w="1191"/>
-          </w:tcPr>
-          <w:p>
-            <w:r>
-              <w:rPr>
-                <w:b w:val="0"/>
-                <w:i w:val="0"/>
-                <w:color w:val="64748B"/>
-                <w:sz w:val="16"/>
-              </w:rPr>
-              <w:t>GT-CQ</w:t>
-            </w:r>
-          </w:p>
-        </w:tc>
-        <w:tc>
-          <w:tcPr>
-            <w:tcW w:type="dxa" w:w="4706"/>
-          </w:tcPr>
-          <w:p>
-            <w:r>
-              <w:rPr>
-                <w:b w:val="0"/>
-                <w:i w:val="0"/>
-                <w:sz w:val="17"/>
-              </w:rPr>
-              <w:t>veuillez, s'il vous plait, confirmer les frais de scolarité ( 5000 FCFA) payée de babacar faye 2 avec le QG ou apporter les corrections nécessaires.</w:t>
-            </w:r>
-          </w:p>
-        </w:tc>
-      </w:tr>
-      <w:tr>
-        <w:tc>
-          <w:tcPr>
-            <w:tcW w:type="dxa" w:w="964"/>
-          </w:tcPr>
-          <w:p>
-            <w:r>
-              <w:rPr>
-                <w:b/>
-                <w:i w:val="0"/>
-                <w:color w:val="EA580C"/>
-                <w:sz w:val="16"/>
-              </w:rPr>
-              <w:t>Moyenne</w:t>
-            </w:r>
-          </w:p>
-        </w:tc>
-        <w:tc>
-          <w:tcPr>
-            <w:tcW w:type="dxa" w:w="1247"/>
-          </w:tcPr>
-          <w:p>
-            <w:r>
-              <w:rPr>
-                <w:b/>
-                <w:i w:val="0"/>
-                <w:sz w:val="16"/>
-              </w:rPr>
-              <w:t>S02</w:t>
-              <w:br/>
-            </w:r>
-            <w:r>
-              <w:rPr>
-                <w:b w:val="0"/>
-                <w:i w:val="0"/>
-                <w:color w:val="64748B"/>
-                <w:sz w:val="14"/>
-              </w:rPr>
-              <w:t>Éducation</w:t>
-            </w:r>
-          </w:p>
-        </w:tc>
-        <w:tc>
-          <w:tcPr>
-            <w:tcW w:type="dxa" w:w="1531"/>
-          </w:tcPr>
-          <w:p>
-            <w:r>
-              <w:rPr>
-                <w:b/>
-                <w:i w:val="0"/>
-                <w:color w:val="16A34A"/>
-                <w:sz w:val="16"/>
-              </w:rPr>
-              <w:t>s01q63, s00q04, s02q25, s01q00b, s02q17_2, s02q15_2</w:t>
-            </w:r>
-          </w:p>
-        </w:tc>
-        <w:tc>
-          <w:tcPr>
-            <w:tcW w:type="dxa" w:w="1191"/>
-          </w:tcPr>
-          <w:p>
-            <w:r>
-              <w:rPr>
-                <w:b w:val="0"/>
-                <w:i w:val="0"/>
-                <w:color w:val="64748B"/>
-                <w:sz w:val="16"/>
-              </w:rPr>
-              <w:t>GT-CQ</w:t>
-            </w:r>
-          </w:p>
-        </w:tc>
-        <w:tc>
-          <w:tcPr>
-            <w:tcW w:type="dxa" w:w="4706"/>
-          </w:tcPr>
-          <w:p>
-            <w:r>
-              <w:rPr>
-                <w:b w:val="0"/>
-                <w:i w:val="0"/>
-                <w:sz w:val="17"/>
-              </w:rPr>
-              <w:t>Dans les milieux urbains c'est peu probable de voir une école dont les élèves ou étudiants ne dépensent pas en frais d'uniformes, prière de verifier pour babacar faye 2 qui fréquente 2ème année de Secondaire 1 (Moyen) Général et corriger ou confirmer avec le QG.</w:t>
-            </w:r>
-          </w:p>
-        </w:tc>
-      </w:tr>
-      <w:tr>
-        <w:tc>
-          <w:tcPr>
-            <w:tcW w:type="dxa" w:w="964"/>
-          </w:tcPr>
-          <w:p>
-            <w:r>
-              <w:rPr>
-                <w:b/>
-                <w:i w:val="0"/>
-                <w:color w:val="EA580C"/>
-                <w:sz w:val="16"/>
-              </w:rPr>
-              <w:t>Moyenne</w:t>
-            </w:r>
-          </w:p>
-        </w:tc>
-        <w:tc>
-          <w:tcPr>
-            <w:tcW w:type="dxa" w:w="1247"/>
-          </w:tcPr>
-          <w:p>
-            <w:r>
-              <w:rPr>
-                <w:b/>
-                <w:i w:val="0"/>
-                <w:sz w:val="16"/>
-              </w:rPr>
-              <w:t>S02</w:t>
-              <w:br/>
-            </w:r>
-            <w:r>
-              <w:rPr>
-                <w:b w:val="0"/>
-                <w:i w:val="0"/>
-                <w:color w:val="64748B"/>
-                <w:sz w:val="14"/>
-              </w:rPr>
-              <w:t>Éducation</w:t>
-            </w:r>
-          </w:p>
-        </w:tc>
-        <w:tc>
-          <w:tcPr>
-            <w:tcW w:type="dxa" w:w="1531"/>
-          </w:tcPr>
-          <w:p>
-            <w:r>
-              <w:rPr>
-                <w:b/>
-                <w:i w:val="0"/>
-                <w:color w:val="16A34A"/>
-                <w:sz w:val="16"/>
-              </w:rPr>
-              <w:t>—</w:t>
-            </w:r>
-          </w:p>
-        </w:tc>
-        <w:tc>
-          <w:tcPr>
-            <w:tcW w:type="dxa" w:w="1191"/>
-          </w:tcPr>
-          <w:p>
-            <w:r>
-              <w:rPr>
-                <w:b w:val="0"/>
-                <w:i w:val="0"/>
-                <w:color w:val="64748B"/>
-                <w:sz w:val="16"/>
-              </w:rPr>
-              <w:t>GT-CQ</w:t>
-            </w:r>
-          </w:p>
-        </w:tc>
-        <w:tc>
-          <w:tcPr>
-            <w:tcW w:type="dxa" w:w="4706"/>
-          </w:tcPr>
-          <w:p>
-            <w:r>
-              <w:rPr>
-                <w:b w:val="0"/>
-                <w:i w:val="0"/>
-                <w:sz w:val="17"/>
-              </w:rPr>
-              <w:t>veuillez, s'il vous plait, confirmer les frais de scolarité ( 5000 FCFA) payée de penda diaw avec le QG ou apporter les corrections nécessaires.</w:t>
-            </w:r>
-          </w:p>
-        </w:tc>
-      </w:tr>
-      <w:tr>
-        <w:tc>
-          <w:tcPr>
-            <w:tcW w:type="dxa" w:w="964"/>
-          </w:tcPr>
-          <w:p>
-            <w:r>
-              <w:rPr>
-                <w:b/>
-                <w:i w:val="0"/>
-                <w:color w:val="EA580C"/>
-                <w:sz w:val="16"/>
-              </w:rPr>
-              <w:t>Moyenne</w:t>
-            </w:r>
-          </w:p>
-        </w:tc>
-        <w:tc>
-          <w:tcPr>
-            <w:tcW w:type="dxa" w:w="1247"/>
-          </w:tcPr>
-          <w:p>
-            <w:r>
-              <w:rPr>
-                <w:b/>
-                <w:i w:val="0"/>
-                <w:sz w:val="16"/>
-              </w:rPr>
-              <w:t>S02</w:t>
-              <w:br/>
-            </w:r>
-            <w:r>
-              <w:rPr>
-                <w:b w:val="0"/>
-                <w:i w:val="0"/>
-                <w:color w:val="64748B"/>
-                <w:sz w:val="14"/>
-              </w:rPr>
-              <w:t>Éducation</w:t>
-            </w:r>
-          </w:p>
-        </w:tc>
-        <w:tc>
-          <w:tcPr>
-            <w:tcW w:type="dxa" w:w="1531"/>
-          </w:tcPr>
-          <w:p>
-            <w:r>
-              <w:rPr>
-                <w:b/>
-                <w:i w:val="0"/>
-                <w:color w:val="16A34A"/>
-                <w:sz w:val="16"/>
-              </w:rPr>
-              <w:t>s01q63, s00q04, s02q25, s01q00b, s02q17_2, s02q15_2</w:t>
-            </w:r>
-          </w:p>
-        </w:tc>
-        <w:tc>
-          <w:tcPr>
-            <w:tcW w:type="dxa" w:w="1191"/>
-          </w:tcPr>
-          <w:p>
-            <w:r>
-              <w:rPr>
-                <w:b w:val="0"/>
-                <w:i w:val="0"/>
-                <w:color w:val="64748B"/>
-                <w:sz w:val="16"/>
-              </w:rPr>
-              <w:t>GT-CQ</w:t>
-            </w:r>
-          </w:p>
-        </w:tc>
-        <w:tc>
-          <w:tcPr>
-            <w:tcW w:type="dxa" w:w="4706"/>
-          </w:tcPr>
-          <w:p>
-            <w:r>
-              <w:rPr>
-                <w:b w:val="0"/>
-                <w:i w:val="0"/>
-                <w:sz w:val="17"/>
-              </w:rPr>
-              <w:t>Dans les milieux urbains c'est peu probable de voir une école dont les élèves ou étudiants ne dépensent pas en frais d'uniformes, prière de verifier pour penda diaw qui fréquente 2ème année de Secondaire 2 Général et corriger ou confirmer avec le QG.</w:t>
-            </w:r>
-          </w:p>
-        </w:tc>
-      </w:tr>
-      <w:tr>
-        <w:tc>
-          <w:tcPr>
-            <w:tcW w:type="dxa" w:w="964"/>
-          </w:tcPr>
-          <w:p>
-            <w:r>
-              <w:rPr>
-                <w:b/>
-                <w:i w:val="0"/>
-                <w:color w:val="EA580C"/>
-                <w:sz w:val="16"/>
-              </w:rPr>
-              <w:t>Moyenne</w:t>
-            </w:r>
-          </w:p>
-        </w:tc>
-        <w:tc>
-          <w:tcPr>
-            <w:tcW w:type="dxa" w:w="1247"/>
-          </w:tcPr>
-          <w:p>
-            <w:r>
-              <w:rPr>
-                <w:b/>
-                <w:i w:val="0"/>
-                <w:sz w:val="16"/>
-              </w:rPr>
-              <w:t>S02</w:t>
-              <w:br/>
-            </w:r>
-            <w:r>
-              <w:rPr>
-                <w:b w:val="0"/>
-                <w:i w:val="0"/>
-                <w:color w:val="64748B"/>
-                <w:sz w:val="14"/>
-              </w:rPr>
-              <w:t>Éducation</w:t>
-            </w:r>
-          </w:p>
-        </w:tc>
-        <w:tc>
-          <w:tcPr>
-            <w:tcW w:type="dxa" w:w="1531"/>
-          </w:tcPr>
-          <w:p>
-            <w:r>
-              <w:rPr>
-                <w:b/>
-                <w:i w:val="0"/>
-                <w:color w:val="16A34A"/>
-                <w:sz w:val="16"/>
-              </w:rPr>
-              <w:t>—</w:t>
-            </w:r>
-          </w:p>
-        </w:tc>
-        <w:tc>
-          <w:tcPr>
-            <w:tcW w:type="dxa" w:w="1191"/>
-          </w:tcPr>
-          <w:p>
-            <w:r>
-              <w:rPr>
-                <w:b w:val="0"/>
-                <w:i w:val="0"/>
-                <w:color w:val="64748B"/>
-                <w:sz w:val="16"/>
-              </w:rPr>
-              <w:t>GT-CQ</w:t>
-            </w:r>
-          </w:p>
-        </w:tc>
-        <w:tc>
-          <w:tcPr>
-            <w:tcW w:type="dxa" w:w="4706"/>
-          </w:tcPr>
-          <w:p>
-            <w:r>
-              <w:rPr>
-                <w:b w:val="0"/>
-                <w:i w:val="0"/>
-                <w:sz w:val="17"/>
-              </w:rPr>
-              <w:t>veuillez, s'il vous plait, confirmer les frais de scolarité ( 5000 FCFA) payée de serigne fallou diom avec le QG ou apporter les corrections nécessaires.</w:t>
-            </w:r>
-          </w:p>
-        </w:tc>
-      </w:tr>
-      <w:tr>
-        <w:tc>
-          <w:tcPr>
-            <w:tcW w:type="dxa" w:w="964"/>
-          </w:tcPr>
-          <w:p>
-            <w:r>
-              <w:rPr>
-                <w:b/>
-                <w:i w:val="0"/>
-                <w:color w:val="EA580C"/>
-                <w:sz w:val="16"/>
-              </w:rPr>
-              <w:t>Moyenne</w:t>
-            </w:r>
-          </w:p>
-        </w:tc>
-        <w:tc>
-          <w:tcPr>
-            <w:tcW w:type="dxa" w:w="1247"/>
-          </w:tcPr>
-          <w:p>
-            <w:r>
-              <w:rPr>
-                <w:b/>
-                <w:i w:val="0"/>
-                <w:sz w:val="16"/>
-              </w:rPr>
-              <w:t>S02</w:t>
-              <w:br/>
-            </w:r>
-            <w:r>
-              <w:rPr>
-                <w:b w:val="0"/>
-                <w:i w:val="0"/>
-                <w:color w:val="64748B"/>
-                <w:sz w:val="14"/>
-              </w:rPr>
-              <w:t>Éducation</w:t>
-            </w:r>
-          </w:p>
-        </w:tc>
-        <w:tc>
-          <w:tcPr>
-            <w:tcW w:type="dxa" w:w="1531"/>
-          </w:tcPr>
-          <w:p>
-            <w:r>
-              <w:rPr>
-                <w:b/>
-                <w:i w:val="0"/>
-                <w:color w:val="16A34A"/>
-                <w:sz w:val="16"/>
-              </w:rPr>
-              <w:t>s01q63, s00q04, s02q25, s01q00b, s02q17_2, s02q15_2</w:t>
-            </w:r>
-          </w:p>
-        </w:tc>
-        <w:tc>
-          <w:tcPr>
-            <w:tcW w:type="dxa" w:w="1191"/>
-          </w:tcPr>
-          <w:p>
-            <w:r>
-              <w:rPr>
-                <w:b w:val="0"/>
-                <w:i w:val="0"/>
-                <w:color w:val="64748B"/>
-                <w:sz w:val="16"/>
-              </w:rPr>
-              <w:t>GT-CQ</w:t>
-            </w:r>
-          </w:p>
-        </w:tc>
-        <w:tc>
-          <w:tcPr>
-            <w:tcW w:type="dxa" w:w="4706"/>
-          </w:tcPr>
-          <w:p>
-            <w:r>
-              <w:rPr>
-                <w:b w:val="0"/>
-                <w:i w:val="0"/>
-                <w:sz w:val="17"/>
-              </w:rPr>
-              <w:t>Dans les milieux urbains c'est peu probable de voir une école dont les élèves ou étudiants ne dépensent pas en frais d'uniformes, prière de verifier pour serigne fallou diom qui fréquente 1ére année de Secondaire 2 Général et corriger ou confirmer avec le QG.</w:t>
-            </w:r>
-          </w:p>
-        </w:tc>
-      </w:tr>
-      <w:tr>
-        <w:tc>
-          <w:tcPr>
-            <w:tcW w:type="dxa" w:w="964"/>
-          </w:tcPr>
-          <w:p>
-            <w:r>
-              <w:rPr>
-                <w:b/>
-                <w:i w:val="0"/>
-                <w:color w:val="EA580C"/>
-                <w:sz w:val="16"/>
-              </w:rPr>
-              <w:t>Moyenne</w:t>
-            </w:r>
-          </w:p>
-        </w:tc>
-        <w:tc>
-          <w:tcPr>
-            <w:tcW w:type="dxa" w:w="1247"/>
-          </w:tcPr>
-          <w:p>
-            <w:r>
-              <w:rPr>
-                <w:b/>
-                <w:i w:val="0"/>
-                <w:sz w:val="16"/>
-              </w:rPr>
-              <w:t>S02</w:t>
-              <w:br/>
-            </w:r>
-            <w:r>
-              <w:rPr>
-                <w:b w:val="0"/>
-                <w:i w:val="0"/>
-                <w:color w:val="64748B"/>
-                <w:sz w:val="14"/>
-              </w:rPr>
-              <w:t>Éducation</w:t>
-            </w:r>
-          </w:p>
-        </w:tc>
-        <w:tc>
-          <w:tcPr>
-            <w:tcW w:type="dxa" w:w="1531"/>
-          </w:tcPr>
-          <w:p>
-            <w:r>
-              <w:rPr>
-                <w:b/>
-                <w:i w:val="0"/>
-                <w:color w:val="16A34A"/>
-                <w:sz w:val="16"/>
-              </w:rPr>
-              <w:t>—</w:t>
-            </w:r>
-          </w:p>
-        </w:tc>
-        <w:tc>
-          <w:tcPr>
-            <w:tcW w:type="dxa" w:w="1191"/>
-          </w:tcPr>
-          <w:p>
-            <w:r>
-              <w:rPr>
-                <w:b w:val="0"/>
-                <w:i w:val="0"/>
-                <w:color w:val="64748B"/>
-                <w:sz w:val="16"/>
-              </w:rPr>
-              <w:t>GT-CQ</w:t>
-            </w:r>
-          </w:p>
-        </w:tc>
-        <w:tc>
-          <w:tcPr>
-            <w:tcW w:type="dxa" w:w="4706"/>
-          </w:tcPr>
-          <w:p>
-            <w:r>
-              <w:rPr>
-                <w:b w:val="0"/>
-                <w:i w:val="0"/>
-                <w:sz w:val="17"/>
-              </w:rPr>
-              <w:t>veuillez, s'il vous plait, confirmer les frais de scolarité ( 5000 FCFA) payée de seynabou diom avec le QG ou apporter les corrections nécessaires.</w:t>
-            </w:r>
-          </w:p>
-        </w:tc>
-      </w:tr>
-      <w:tr>
-        <w:tc>
-          <w:tcPr>
-            <w:tcW w:type="dxa" w:w="964"/>
-          </w:tcPr>
-          <w:p>
-            <w:r>
-              <w:rPr>
-                <w:b/>
-                <w:i w:val="0"/>
-                <w:color w:val="EA580C"/>
-                <w:sz w:val="16"/>
-              </w:rPr>
-              <w:t>Moyenne</w:t>
-            </w:r>
-          </w:p>
-        </w:tc>
-        <w:tc>
-          <w:tcPr>
-            <w:tcW w:type="dxa" w:w="1247"/>
-          </w:tcPr>
-          <w:p>
-            <w:r>
-              <w:rPr>
-                <w:b/>
-                <w:i w:val="0"/>
-                <w:sz w:val="16"/>
-              </w:rPr>
-              <w:t>S02</w:t>
-              <w:br/>
-            </w:r>
-            <w:r>
-              <w:rPr>
-                <w:b w:val="0"/>
-                <w:i w:val="0"/>
-                <w:color w:val="64748B"/>
-                <w:sz w:val="14"/>
-              </w:rPr>
-              <w:t>Éducation</w:t>
-            </w:r>
-          </w:p>
-        </w:tc>
-        <w:tc>
-          <w:tcPr>
-            <w:tcW w:type="dxa" w:w="1531"/>
-          </w:tcPr>
-          <w:p>
-            <w:r>
-              <w:rPr>
-                <w:b/>
-                <w:i w:val="0"/>
-                <w:color w:val="16A34A"/>
-                <w:sz w:val="16"/>
-              </w:rPr>
-              <w:t>s01q63, s00q04, s02q25, s01q00b, s02q17_2, s02q15_2</w:t>
-            </w:r>
-          </w:p>
-        </w:tc>
-        <w:tc>
-          <w:tcPr>
-            <w:tcW w:type="dxa" w:w="1191"/>
-          </w:tcPr>
-          <w:p>
-            <w:r>
-              <w:rPr>
-                <w:b w:val="0"/>
-                <w:i w:val="0"/>
-                <w:color w:val="64748B"/>
-                <w:sz w:val="16"/>
-              </w:rPr>
-              <w:t>GT-CQ</w:t>
-            </w:r>
-          </w:p>
-        </w:tc>
-        <w:tc>
-          <w:tcPr>
-            <w:tcW w:type="dxa" w:w="4706"/>
-          </w:tcPr>
-          <w:p>
-            <w:r>
-              <w:rPr>
-                <w:b w:val="0"/>
-                <w:i w:val="0"/>
-                <w:sz w:val="17"/>
-              </w:rPr>
-              <w:t>Dans les milieux urbains c'est peu probable de voir une école dont les élèves ou étudiants ne dépensent pas en frais d'uniformes, prière de verifier pour seynabou diom qui fréquente 2ème année de Secondaire 2 Général et corriger ou confirmer avec le QG.</w:t>
-            </w:r>
-          </w:p>
-        </w:tc>
-      </w:tr>
-      <w:tr>
-        <w:tc>
-          <w:tcPr>
-            <w:tcW w:type="dxa" w:w="964"/>
-          </w:tcPr>
-          <w:p>
-            <w:r>
-              <w:rPr>
-                <w:b/>
-                <w:i w:val="0"/>
-                <w:color w:val="EA580C"/>
-                <w:sz w:val="16"/>
-              </w:rPr>
-              <w:t>Moyenne</w:t>
-            </w:r>
-          </w:p>
-        </w:tc>
-        <w:tc>
-          <w:tcPr>
-            <w:tcW w:type="dxa" w:w="1247"/>
-          </w:tcPr>
-          <w:p>
-            <w:r>
-              <w:rPr>
-                <w:b/>
-                <w:i w:val="0"/>
-                <w:sz w:val="16"/>
-              </w:rPr>
-              <w:t>S02</w:t>
-              <w:br/>
-            </w:r>
-            <w:r>
-              <w:rPr>
-                <w:b w:val="0"/>
-                <w:i w:val="0"/>
-                <w:color w:val="64748B"/>
-                <w:sz w:val="14"/>
-              </w:rPr>
-              <w:t>Éducation</w:t>
-            </w:r>
-          </w:p>
-        </w:tc>
-        <w:tc>
-          <w:tcPr>
-            <w:tcW w:type="dxa" w:w="1531"/>
-          </w:tcPr>
-          <w:p>
-            <w:r>
-              <w:rPr>
-                <w:b/>
-                <w:i w:val="0"/>
-                <w:color w:val="16A34A"/>
-                <w:sz w:val="16"/>
-              </w:rPr>
-              <w:t>—</w:t>
-            </w:r>
-          </w:p>
-        </w:tc>
-        <w:tc>
-          <w:tcPr>
-            <w:tcW w:type="dxa" w:w="1191"/>
-          </w:tcPr>
-          <w:p>
-            <w:r>
-              <w:rPr>
-                <w:b w:val="0"/>
-                <w:i w:val="0"/>
-                <w:color w:val="64748B"/>
-                <w:sz w:val="16"/>
-              </w:rPr>
-              <w:t>GT-CQ</w:t>
-            </w:r>
-          </w:p>
-        </w:tc>
-        <w:tc>
-          <w:tcPr>
-            <w:tcW w:type="dxa" w:w="4706"/>
-          </w:tcPr>
-          <w:p>
-            <w:r>
-              <w:rPr>
-                <w:b w:val="0"/>
-                <w:i w:val="0"/>
-                <w:sz w:val="17"/>
-              </w:rPr>
-              <w:t>veuillez, s'il vous plait, confirmer les frais de scolarité ( 2000 FCFA) payée de khady faye2 avec le QG ou apporter les corrections nécessaires.</w:t>
-            </w:r>
-          </w:p>
-        </w:tc>
-      </w:tr>
-      <w:tr>
-        <w:tc>
-          <w:tcPr>
-            <w:tcW w:type="dxa" w:w="964"/>
-          </w:tcPr>
-          <w:p>
-            <w:r>
-              <w:rPr>
-                <w:b/>
-                <w:i w:val="0"/>
-                <w:color w:val="EA580C"/>
-                <w:sz w:val="16"/>
-              </w:rPr>
-              <w:t>Moyenne</w:t>
-            </w:r>
-          </w:p>
-        </w:tc>
-        <w:tc>
-          <w:tcPr>
-            <w:tcW w:type="dxa" w:w="1247"/>
-          </w:tcPr>
-          <w:p>
-            <w:r>
-              <w:rPr>
-                <w:b/>
-                <w:i w:val="0"/>
-                <w:sz w:val="16"/>
-              </w:rPr>
-              <w:t>S02</w:t>
-              <w:br/>
-            </w:r>
-            <w:r>
-              <w:rPr>
-                <w:b w:val="0"/>
-                <w:i w:val="0"/>
-                <w:color w:val="64748B"/>
-                <w:sz w:val="14"/>
-              </w:rPr>
-              <w:t>Éducation</w:t>
-            </w:r>
-          </w:p>
-        </w:tc>
-        <w:tc>
-          <w:tcPr>
-            <w:tcW w:type="dxa" w:w="1531"/>
-          </w:tcPr>
-          <w:p>
-            <w:r>
-              <w:rPr>
-                <w:b/>
-                <w:i w:val="0"/>
-                <w:color w:val="16A34A"/>
-                <w:sz w:val="16"/>
-              </w:rPr>
-              <w:t>s01q63, s00q04, s02q25, s01q00b, s02q17_2, s02q15_2</w:t>
-            </w:r>
-          </w:p>
-        </w:tc>
-        <w:tc>
-          <w:tcPr>
-            <w:tcW w:type="dxa" w:w="1191"/>
-          </w:tcPr>
-          <w:p>
-            <w:r>
-              <w:rPr>
-                <w:b w:val="0"/>
-                <w:i w:val="0"/>
-                <w:color w:val="64748B"/>
-                <w:sz w:val="16"/>
-              </w:rPr>
-              <w:t>GT-CQ</w:t>
-            </w:r>
-          </w:p>
-        </w:tc>
-        <w:tc>
-          <w:tcPr>
-            <w:tcW w:type="dxa" w:w="4706"/>
-          </w:tcPr>
-          <w:p>
-            <w:r>
-              <w:rPr>
-                <w:b w:val="0"/>
-                <w:i w:val="0"/>
-                <w:sz w:val="17"/>
-              </w:rPr>
-              <w:t>Dans les milieux urbains c'est peu probable de voir une école dont les élèves ou étudiants ne dépensent pas en frais d'uniformes, prière de verifier pour khady faye2 qui fréquente 2ème année de Primaire et corriger ou confirmer avec le QG.</w:t>
-            </w:r>
-          </w:p>
-        </w:tc>
-      </w:tr>
-      <w:tr>
-        <w:tc>
-          <w:tcPr>
-            <w:tcW w:type="dxa" w:w="964"/>
-          </w:tcPr>
-          <w:p>
-            <w:r>
-              <w:rPr>
-                <w:b/>
-                <w:i w:val="0"/>
-                <w:color w:val="EA580C"/>
-                <w:sz w:val="16"/>
-              </w:rPr>
-              <w:t>Moyenne</w:t>
-            </w:r>
-          </w:p>
-        </w:tc>
-        <w:tc>
-          <w:tcPr>
-            <w:tcW w:type="dxa" w:w="1247"/>
-          </w:tcPr>
-          <w:p>
-            <w:r>
-              <w:rPr>
-                <w:b/>
-                <w:i w:val="0"/>
-                <w:sz w:val="16"/>
-              </w:rPr>
-              <w:t>S02</w:t>
-              <w:br/>
-            </w:r>
-            <w:r>
-              <w:rPr>
-                <w:b w:val="0"/>
-                <w:i w:val="0"/>
-                <w:color w:val="64748B"/>
-                <w:sz w:val="14"/>
-              </w:rPr>
-              <w:t>Éducation</w:t>
-            </w:r>
-          </w:p>
-        </w:tc>
-        <w:tc>
-          <w:tcPr>
-            <w:tcW w:type="dxa" w:w="1531"/>
-          </w:tcPr>
-          <w:p>
-            <w:r>
-              <w:rPr>
-                <w:b/>
-                <w:i w:val="0"/>
-                <w:color w:val="16A34A"/>
-                <w:sz w:val="16"/>
-              </w:rPr>
-              <w:t>—</w:t>
-            </w:r>
-          </w:p>
-        </w:tc>
-        <w:tc>
-          <w:tcPr>
-            <w:tcW w:type="dxa" w:w="1191"/>
-          </w:tcPr>
-          <w:p>
-            <w:r>
-              <w:rPr>
-                <w:b w:val="0"/>
-                <w:i w:val="0"/>
-                <w:color w:val="64748B"/>
-                <w:sz w:val="16"/>
-              </w:rPr>
-              <w:t>GT-CQ</w:t>
-            </w:r>
-          </w:p>
-        </w:tc>
-        <w:tc>
-          <w:tcPr>
-            <w:tcW w:type="dxa" w:w="4706"/>
-          </w:tcPr>
-          <w:p>
-            <w:r>
-              <w:rPr>
-                <w:b w:val="0"/>
-                <w:i w:val="0"/>
-                <w:sz w:val="17"/>
-              </w:rPr>
-              <w:t>Merci de bien vouloir changé 2.04 en OUI et renseigné toutes les autres informations qui concerne awa gning .</w:t>
-            </w:r>
-          </w:p>
-        </w:tc>
-      </w:tr>
-      <w:tr>
-        <w:tc>
-          <w:tcPr>
-            <w:tcW w:type="dxa" w:w="964"/>
-          </w:tcPr>
-          <w:p>
-            <w:r>
-              <w:rPr>
-                <w:b/>
-                <w:i w:val="0"/>
-                <w:color w:val="EA580C"/>
-                <w:sz w:val="16"/>
-              </w:rPr>
-              <w:t>Moyenne</w:t>
-            </w:r>
-          </w:p>
-        </w:tc>
-        <w:tc>
-          <w:tcPr>
-            <w:tcW w:type="dxa" w:w="1247"/>
-          </w:tcPr>
-          <w:p>
-            <w:r>
-              <w:rPr>
-                <w:b/>
-                <w:i w:val="0"/>
-                <w:sz w:val="16"/>
-              </w:rPr>
-              <w:t>S02</w:t>
-              <w:br/>
-            </w:r>
-            <w:r>
-              <w:rPr>
-                <w:b w:val="0"/>
-                <w:i w:val="0"/>
-                <w:color w:val="64748B"/>
-                <w:sz w:val="14"/>
-              </w:rPr>
-              <w:t>Éducation</w:t>
-            </w:r>
-          </w:p>
-        </w:tc>
-        <w:tc>
-          <w:tcPr>
-            <w:tcW w:type="dxa" w:w="1531"/>
-          </w:tcPr>
-          <w:p>
-            <w:r>
-              <w:rPr>
-                <w:b/>
-                <w:i w:val="0"/>
-                <w:color w:val="16A34A"/>
-                <w:sz w:val="16"/>
-              </w:rPr>
-              <w:t>s01q23, s01q00b, s01q23_autre</w:t>
-            </w:r>
-          </w:p>
-        </w:tc>
-        <w:tc>
-          <w:tcPr>
-            <w:tcW w:type="dxa" w:w="1191"/>
-          </w:tcPr>
-          <w:p>
-            <w:r>
-              <w:rPr>
-                <w:b w:val="0"/>
-                <w:i w:val="0"/>
-                <w:color w:val="64748B"/>
-                <w:sz w:val="16"/>
-              </w:rPr>
-              <w:t>GT-CQ</w:t>
-            </w:r>
-          </w:p>
-        </w:tc>
-        <w:tc>
-          <w:tcPr>
-            <w:tcW w:type="dxa" w:w="4706"/>
-          </w:tcPr>
-          <w:p>
-            <w:r>
-              <w:rPr>
-                <w:b w:val="0"/>
-                <w:i w:val="0"/>
-                <w:sz w:val="17"/>
-              </w:rPr>
-              <w:t>Le domaine que mamadou faye bénéficié de cette formation est enseignement et semble exister dans les modalités, prière de prendre attache avec le QG pour plus d'explication afin de la classer bien.</w:t>
-            </w:r>
-          </w:p>
-        </w:tc>
-      </w:tr>
-      <w:tr>
-        <w:tc>
-          <w:tcPr>
-            <w:tcW w:type="dxa" w:w="964"/>
-          </w:tcPr>
-          <w:p>
-            <w:r>
-              <w:rPr>
-                <w:b/>
-                <w:i w:val="0"/>
-                <w:color w:val="EA580C"/>
-                <w:sz w:val="16"/>
-              </w:rPr>
-              <w:t>Moyenne</w:t>
-            </w:r>
-          </w:p>
-        </w:tc>
-        <w:tc>
-          <w:tcPr>
-            <w:tcW w:type="dxa" w:w="1247"/>
-          </w:tcPr>
-          <w:p>
-            <w:r>
-              <w:rPr>
-                <w:b/>
-                <w:i w:val="0"/>
-                <w:sz w:val="16"/>
-              </w:rPr>
-              <w:t>S02</w:t>
-              <w:br/>
-            </w:r>
-            <w:r>
-              <w:rPr>
-                <w:b w:val="0"/>
-                <w:i w:val="0"/>
-                <w:color w:val="64748B"/>
-                <w:sz w:val="14"/>
-              </w:rPr>
-              <w:t>Éducation</w:t>
-            </w:r>
-          </w:p>
-        </w:tc>
-        <w:tc>
-          <w:tcPr>
-            <w:tcW w:type="dxa" w:w="1531"/>
-          </w:tcPr>
-          <w:p>
-            <w:r>
-              <w:rPr>
-                <w:b/>
-                <w:i w:val="0"/>
-                <w:color w:val="16A34A"/>
-                <w:sz w:val="16"/>
-              </w:rPr>
-              <w:t>s01q23, s01q00b, s01q23_autre</w:t>
-            </w:r>
-          </w:p>
-        </w:tc>
-        <w:tc>
-          <w:tcPr>
-            <w:tcW w:type="dxa" w:w="1191"/>
-          </w:tcPr>
-          <w:p>
-            <w:r>
-              <w:rPr>
-                <w:b w:val="0"/>
-                <w:i w:val="0"/>
-                <w:color w:val="64748B"/>
-                <w:sz w:val="16"/>
-              </w:rPr>
-              <w:t>GT-CQ</w:t>
-            </w:r>
-          </w:p>
-        </w:tc>
-        <w:tc>
-          <w:tcPr>
-            <w:tcW w:type="dxa" w:w="4706"/>
-          </w:tcPr>
-          <w:p>
-            <w:r>
-              <w:rPr>
-                <w:b w:val="0"/>
-                <w:i w:val="0"/>
-                <w:sz w:val="17"/>
-              </w:rPr>
-              <w:t>Le domaine que ndeye fatou diom bénéficié de cette formation est santé et semble exister dans les modalités, prière de prendre attache avec le QG pour plus d'explication afin de la classer bien.</w:t>
             </w:r>
           </w:p>
         </w:tc>
